--- a/Backend/Director_Disclosure/Output_Disclosures/2024-25/LOHANA_INTERNATIONAL_BUSINESS_FORUM/MBP-1/MBP1_DINESH_HASMUKHRAI_KANABAR_00003252.docx
+++ b/Backend/Director_Disclosure/Output_Disclosures/2024-25/LOHANA_INTERNATIONAL_BUSINESS_FORUM/MBP-1/MBP1_DINESH_HASMUKHRAI_KANABAR_00003252.docx
@@ -93,212 +93,17 @@
     </w:p>
     <w:p>
       <w:pPr>
-        <w:spacing w:before="0" w:after="0"/>
-        <w:jc w:val="left"/>
-      </w:pPr>
-      <w:r>
-        <w:rPr>
-          <w:rFonts w:ascii="Adani" w:hAnsi="Adani"/>
-          <w:b w:val="0"/>
-          <w:sz w:val="20"/>
-          <w:u w:val="none"/>
-        </w:rPr>
-        <w:t>DHRUVCYGNET TAX TECHAI PRIVATE LIMITED</w:t>
-      </w:r>
-    </w:p>
-    <w:p>
-      <w:pPr>
-        <w:spacing w:before="0" w:after="0"/>
-        <w:jc w:val="left"/>
-      </w:pPr>
-      <w:r>
-        <w:rPr>
-          <w:rFonts w:ascii="Adani" w:hAnsi="Adani"/>
-          <w:b w:val="0"/>
-          <w:sz w:val="20"/>
-          <w:u w:val="none"/>
-        </w:rPr>
-        <w:t>RELIANCE INDUSTRIES LIMITED</w:t>
-      </w:r>
-    </w:p>
-    <w:p>
-      <w:pPr>
-        <w:spacing w:before="0" w:after="0"/>
-        <w:jc w:val="left"/>
-      </w:pPr>
-      <w:r>
-        <w:rPr>
-          <w:rFonts w:ascii="Adani" w:hAnsi="Adani"/>
-          <w:b w:val="0"/>
-          <w:sz w:val="20"/>
-          <w:u w:val="none"/>
-        </w:rPr>
-        <w:t>FINANCE INDUSTRY DEVELOPMENT COUNCIL</w:t>
-      </w:r>
-    </w:p>
-    <w:p>
-      <w:pPr>
-        <w:spacing w:before="0" w:after="0"/>
-        <w:jc w:val="left"/>
-      </w:pPr>
-      <w:r>
-        <w:rPr>
-          <w:rFonts w:ascii="Adani" w:hAnsi="Adani"/>
-          <w:b w:val="0"/>
-          <w:sz w:val="20"/>
-          <w:u w:val="none"/>
-        </w:rPr>
-        <w:t>LOHANA INTERNATIONAL BUSINESS FORUM</w:t>
-      </w:r>
-    </w:p>
-    <w:p>
-      <w:pPr>
-        <w:spacing w:before="0" w:after="0"/>
-        <w:jc w:val="left"/>
-      </w:pPr>
-      <w:r>
-        <w:rPr>
-          <w:rFonts w:ascii="Adani" w:hAnsi="Adani"/>
-          <w:b w:val="0"/>
-          <w:sz w:val="20"/>
-          <w:u w:val="none"/>
-        </w:rPr>
-        <w:t>DHRUVA ADVISORS INDIA PRIVATE LIMITED</w:t>
-      </w:r>
-    </w:p>
-    <w:p>
-      <w:pPr>
-        <w:spacing w:before="0" w:after="0"/>
-        <w:jc w:val="left"/>
-      </w:pPr>
-      <w:r>
-        <w:rPr>
-          <w:rFonts w:ascii="Adani" w:hAnsi="Adani"/>
-          <w:b w:val="0"/>
-          <w:sz w:val="20"/>
-          <w:u w:val="none"/>
-        </w:rPr>
-        <w:t>PVR INOX LIMITED</w:t>
-      </w:r>
-    </w:p>
-    <w:p>
-      <w:pPr>
-        <w:spacing w:before="0" w:after="0"/>
-        <w:jc w:val="left"/>
-      </w:pPr>
-      <w:r>
-        <w:rPr>
-          <w:rFonts w:ascii="Adani" w:hAnsi="Adani"/>
-          <w:b w:val="0"/>
-          <w:sz w:val="20"/>
-          <w:u w:val="none"/>
-        </w:rPr>
-        <w:t>DHSK ADVISORS LLP</w:t>
-      </w:r>
-    </w:p>
-    <w:p>
-      <w:pPr>
-        <w:spacing w:before="0" w:after="0"/>
-        <w:jc w:val="left"/>
-      </w:pPr>
-      <w:r>
-        <w:rPr>
-          <w:rFonts w:ascii="Adani" w:hAnsi="Adani"/>
-          <w:b w:val="0"/>
-          <w:sz w:val="20"/>
-          <w:u w:val="none"/>
-        </w:rPr>
-        <w:t>DHRUVA ADVISOR IFSC LLP</w:t>
-      </w:r>
-    </w:p>
-    <w:p>
-      <w:pPr>
-        <w:spacing w:before="0" w:after="0"/>
-        <w:jc w:val="left"/>
-      </w:pPr>
-      <w:r>
-        <w:rPr>
-          <w:rFonts w:ascii="Adani" w:hAnsi="Adani"/>
-          <w:b w:val="0"/>
-          <w:sz w:val="20"/>
-          <w:u w:val="none"/>
-        </w:rPr>
-        <w:t>ADANI GREEN ENERGY LIMITED</w:t>
-      </w:r>
-    </w:p>
-    <w:p>
-      <w:pPr>
-        <w:spacing w:before="0" w:after="0"/>
-        <w:jc w:val="left"/>
-      </w:pPr>
-      <w:r>
-        <w:rPr>
-          <w:rFonts w:ascii="Adani" w:hAnsi="Adani"/>
-          <w:b w:val="0"/>
-          <w:sz w:val="20"/>
-          <w:u w:val="none"/>
-        </w:rPr>
-        <w:t>JIO PLATFORMS LIMITED</w:t>
-      </w:r>
-    </w:p>
-    <w:p>
-      <w:pPr>
-        <w:spacing w:before="0" w:after="0"/>
-        <w:jc w:val="left"/>
-      </w:pPr>
-      <w:r>
-        <w:rPr>
-          <w:rFonts w:ascii="Adani" w:hAnsi="Adani"/>
-          <w:b w:val="0"/>
-          <w:sz w:val="20"/>
-          <w:u w:val="none"/>
-        </w:rPr>
-        <w:t>NOVAAONE FINANCE PRIVATE LIMITED</w:t>
-      </w:r>
-    </w:p>
-    <w:p>
-      <w:pPr>
-        <w:spacing w:before="0" w:after="0"/>
-        <w:jc w:val="left"/>
-      </w:pPr>
-      <w:r>
-        <w:rPr>
-          <w:rFonts w:ascii="Adani" w:hAnsi="Adani"/>
-          <w:b w:val="0"/>
-          <w:sz w:val="20"/>
-          <w:u w:val="none"/>
-        </w:rPr>
-        <w:t>NOVAAONE CAPITAL PRIVATE LIMITED</w:t>
-      </w:r>
-    </w:p>
-    <w:p>
-      <w:pPr>
-        <w:spacing w:before="0" w:after="0"/>
-        <w:jc w:val="left"/>
-      </w:pPr>
-      <w:r>
-        <w:rPr>
-          <w:rFonts w:ascii="Adani" w:hAnsi="Adani"/>
-          <w:b w:val="0"/>
-          <w:sz w:val="20"/>
-          <w:u w:val="none"/>
-        </w:rPr>
-        <w:t>DREAM CITY PROPERTIES LLP</w:t>
-      </w:r>
-    </w:p>
-    <w:p>
-      <w:pPr>
         <w:spacing w:before="0" w:after="160"/>
         <w:jc w:val="left"/>
       </w:pPr>
       <w:r>
         <w:rPr>
           <w:rFonts w:ascii="Adani" w:hAnsi="Adani"/>
-          <w:b w:val="0"/>
+          <w:b/>
           <w:sz w:val="20"/>
           <w:u w:val="none"/>
         </w:rPr>
-        <w:t>ROVER SERVICES LLP</w:t>
+        <w:t>LOHANA INTERNATIONAL BUSINESS FORUM</w:t>
       </w:r>
     </w:p>
     <w:p>
@@ -1720,6 +1525,148 @@
                 <w:sz w:val="18"/>
                 <w:u w:val="none"/>
               </w:rPr>
+              <w:t>DHSK ADVISORS PRIVATE LIMITED</w:t>
+            </w:r>
+          </w:p>
+        </w:tc>
+        <w:tc>
+          <w:tcPr>
+            <w:tcW w:type="dxa" w:w="1814"/>
+            <w:shd w:val="clear" w:color="auto" w:fill="FFFFFF"/>
+            <w:tcBorders>
+              <w:top w:val="single" w:sz="4" w:space="0" w:color="000000"/>
+              <w:left w:val="single" w:sz="4" w:space="0" w:color="000000"/>
+              <w:bottom w:val="single" w:sz="4" w:space="0" w:color="000000"/>
+              <w:right w:val="single" w:sz="4" w:space="0" w:color="000000"/>
+            </w:tcBorders>
+            <w:vAlign w:val="center"/>
+          </w:tcPr>
+          <w:p>
+            <w:pPr>
+              <w:spacing w:before="40" w:after="40"/>
+              <w:jc w:val="left"/>
+            </w:pPr>
+            <w:r>
+              <w:rPr>
+                <w:rFonts w:ascii="Adani" w:hAnsi="Adani"/>
+                <w:b w:val="0"/>
+                <w:sz w:val="18"/>
+                <w:u w:val="none"/>
+              </w:rPr>
+              <w:t>Director</w:t>
+            </w:r>
+          </w:p>
+        </w:tc>
+        <w:tc>
+          <w:tcPr>
+            <w:tcW w:type="dxa" w:w="1020"/>
+            <w:shd w:val="clear" w:color="auto" w:fill="FFFFFF"/>
+            <w:tcBorders>
+              <w:top w:val="single" w:sz="4" w:space="0" w:color="000000"/>
+              <w:left w:val="single" w:sz="4" w:space="0" w:color="000000"/>
+              <w:bottom w:val="single" w:sz="4" w:space="0" w:color="000000"/>
+              <w:right w:val="single" w:sz="4" w:space="0" w:color="000000"/>
+            </w:tcBorders>
+            <w:vAlign w:val="center"/>
+          </w:tcPr>
+          <w:p>
+            <w:pPr>
+              <w:spacing w:before="40" w:after="40"/>
+              <w:jc w:val="left"/>
+            </w:pPr>
+            <w:r>
+              <w:rPr>
+                <w:rFonts w:ascii="Adani" w:hAnsi="Adani"/>
+                <w:b w:val="0"/>
+                <w:sz w:val="18"/>
+                <w:u w:val="none"/>
+              </w:rPr>
+              <w:t>NIL</w:t>
+            </w:r>
+          </w:p>
+        </w:tc>
+        <w:tc>
+          <w:tcPr>
+            <w:tcW w:type="dxa" w:w="1247"/>
+            <w:shd w:val="clear" w:color="auto" w:fill="FFFFFF"/>
+            <w:tcBorders>
+              <w:top w:val="single" w:sz="4" w:space="0" w:color="000000"/>
+              <w:left w:val="single" w:sz="4" w:space="0" w:color="000000"/>
+              <w:bottom w:val="single" w:sz="4" w:space="0" w:color="000000"/>
+              <w:right w:val="single" w:sz="4" w:space="0" w:color="000000"/>
+            </w:tcBorders>
+            <w:vAlign w:val="center"/>
+          </w:tcPr>
+          <w:p>
+            <w:pPr>
+              <w:spacing w:before="40" w:after="40"/>
+              <w:jc w:val="left"/>
+            </w:pPr>
+            <w:r>
+              <w:rPr>
+                <w:rFonts w:ascii="Adani" w:hAnsi="Adani"/>
+                <w:b w:val="0"/>
+                <w:sz w:val="18"/>
+                <w:u w:val="none"/>
+              </w:rPr>
+              <w:t>29/04/2022</w:t>
+            </w:r>
+          </w:p>
+        </w:tc>
+      </w:tr>
+      <w:tr>
+        <w:tc>
+          <w:tcPr>
+            <w:tcW w:type="dxa" w:w="680"/>
+            <w:shd w:val="clear" w:color="auto" w:fill="FFFFFF"/>
+            <w:tcBorders>
+              <w:top w:val="single" w:sz="4" w:space="0" w:color="000000"/>
+              <w:left w:val="single" w:sz="4" w:space="0" w:color="000000"/>
+              <w:bottom w:val="single" w:sz="4" w:space="0" w:color="000000"/>
+              <w:right w:val="single" w:sz="4" w:space="0" w:color="000000"/>
+            </w:tcBorders>
+            <w:vAlign w:val="center"/>
+          </w:tcPr>
+          <w:p>
+            <w:pPr>
+              <w:spacing w:before="40" w:after="40"/>
+              <w:jc w:val="left"/>
+            </w:pPr>
+            <w:r>
+              <w:rPr>
+                <w:rFonts w:ascii="Adani" w:hAnsi="Adani"/>
+                <w:b w:val="0"/>
+                <w:sz w:val="18"/>
+                <w:u w:val="none"/>
+              </w:rPr>
+              <w:t>10</w:t>
+            </w:r>
+          </w:p>
+        </w:tc>
+        <w:tc>
+          <w:tcPr>
+            <w:tcW w:type="dxa" w:w="3969"/>
+            <w:shd w:val="clear" w:color="auto" w:fill="FFFFFF"/>
+            <w:tcBorders>
+              <w:top w:val="single" w:sz="4" w:space="0" w:color="000000"/>
+              <w:left w:val="single" w:sz="4" w:space="0" w:color="000000"/>
+              <w:bottom w:val="single" w:sz="4" w:space="0" w:color="000000"/>
+              <w:right w:val="single" w:sz="4" w:space="0" w:color="000000"/>
+            </w:tcBorders>
+            <w:vAlign w:val="center"/>
+          </w:tcPr>
+          <w:p>
+            <w:pPr>
+              <w:spacing w:before="40" w:after="40"/>
+              <w:jc w:val="left"/>
+            </w:pPr>
+            <w:r>
+              <w:rPr>
+                <w:rFonts w:ascii="Adani" w:hAnsi="Adani"/>
+                <w:b w:val="0"/>
+                <w:sz w:val="18"/>
+                <w:u w:val="none"/>
+              </w:rPr>
               <w:t>ADANI GREEN ENERGY LIMITED</w:t>
             </w:r>
           </w:p>
@@ -1834,7 +1781,7 @@
                 <w:sz w:val="18"/>
                 <w:u w:val="none"/>
               </w:rPr>
-              <w:t>10</w:t>
+              <w:t>11</w:t>
             </w:r>
           </w:p>
         </w:tc>
@@ -1976,291 +1923,7 @@
                 <w:sz w:val="18"/>
                 <w:u w:val="none"/>
               </w:rPr>
-              <w:t>11</w:t>
-            </w:r>
-          </w:p>
-        </w:tc>
-        <w:tc>
-          <w:tcPr>
-            <w:tcW w:type="dxa" w:w="3969"/>
-            <w:shd w:val="clear" w:color="auto" w:fill="FFFFFF"/>
-            <w:tcBorders>
-              <w:top w:val="single" w:sz="4" w:space="0" w:color="000000"/>
-              <w:left w:val="single" w:sz="4" w:space="0" w:color="000000"/>
-              <w:bottom w:val="single" w:sz="4" w:space="0" w:color="000000"/>
-              <w:right w:val="single" w:sz="4" w:space="0" w:color="000000"/>
-            </w:tcBorders>
-            <w:vAlign w:val="center"/>
-          </w:tcPr>
-          <w:p>
-            <w:pPr>
-              <w:spacing w:before="40" w:after="40"/>
-              <w:jc w:val="left"/>
-            </w:pPr>
-            <w:r>
-              <w:rPr>
-                <w:rFonts w:ascii="Adani" w:hAnsi="Adani"/>
-                <w:b w:val="0"/>
-                <w:sz w:val="18"/>
-                <w:u w:val="none"/>
-              </w:rPr>
-              <w:t>NOVAAONE FINANCE PRIVATE LIMITED</w:t>
-            </w:r>
-          </w:p>
-        </w:tc>
-        <w:tc>
-          <w:tcPr>
-            <w:tcW w:type="dxa" w:w="1814"/>
-            <w:shd w:val="clear" w:color="auto" w:fill="FFFFFF"/>
-            <w:tcBorders>
-              <w:top w:val="single" w:sz="4" w:space="0" w:color="000000"/>
-              <w:left w:val="single" w:sz="4" w:space="0" w:color="000000"/>
-              <w:bottom w:val="single" w:sz="4" w:space="0" w:color="000000"/>
-              <w:right w:val="single" w:sz="4" w:space="0" w:color="000000"/>
-            </w:tcBorders>
-            <w:vAlign w:val="center"/>
-          </w:tcPr>
-          <w:p>
-            <w:pPr>
-              <w:spacing w:before="40" w:after="40"/>
-              <w:jc w:val="left"/>
-            </w:pPr>
-            <w:r>
-              <w:rPr>
-                <w:rFonts w:ascii="Adani" w:hAnsi="Adani"/>
-                <w:b w:val="0"/>
-                <w:sz w:val="18"/>
-                <w:u w:val="none"/>
-              </w:rPr>
-              <w:t>Director</w:t>
-            </w:r>
-          </w:p>
-        </w:tc>
-        <w:tc>
-          <w:tcPr>
-            <w:tcW w:type="dxa" w:w="1020"/>
-            <w:shd w:val="clear" w:color="auto" w:fill="FFFFFF"/>
-            <w:tcBorders>
-              <w:top w:val="single" w:sz="4" w:space="0" w:color="000000"/>
-              <w:left w:val="single" w:sz="4" w:space="0" w:color="000000"/>
-              <w:bottom w:val="single" w:sz="4" w:space="0" w:color="000000"/>
-              <w:right w:val="single" w:sz="4" w:space="0" w:color="000000"/>
-            </w:tcBorders>
-            <w:vAlign w:val="center"/>
-          </w:tcPr>
-          <w:p>
-            <w:pPr>
-              <w:spacing w:before="40" w:after="40"/>
-              <w:jc w:val="left"/>
-            </w:pPr>
-            <w:r>
-              <w:rPr>
-                <w:rFonts w:ascii="Adani" w:hAnsi="Adani"/>
-                <w:b w:val="0"/>
-                <w:sz w:val="18"/>
-                <w:u w:val="none"/>
-              </w:rPr>
-              <w:t>NIL</w:t>
-            </w:r>
-          </w:p>
-        </w:tc>
-        <w:tc>
-          <w:tcPr>
-            <w:tcW w:type="dxa" w:w="1247"/>
-            <w:shd w:val="clear" w:color="auto" w:fill="FFFFFF"/>
-            <w:tcBorders>
-              <w:top w:val="single" w:sz="4" w:space="0" w:color="000000"/>
-              <w:left w:val="single" w:sz="4" w:space="0" w:color="000000"/>
-              <w:bottom w:val="single" w:sz="4" w:space="0" w:color="000000"/>
-              <w:right w:val="single" w:sz="4" w:space="0" w:color="000000"/>
-            </w:tcBorders>
-            <w:vAlign w:val="center"/>
-          </w:tcPr>
-          <w:p>
-            <w:pPr>
-              <w:spacing w:before="40" w:after="40"/>
-              <w:jc w:val="left"/>
-            </w:pPr>
-            <w:r>
-              <w:rPr>
-                <w:rFonts w:ascii="Adani" w:hAnsi="Adani"/>
-                <w:b w:val="0"/>
-                <w:sz w:val="18"/>
-                <w:u w:val="none"/>
-              </w:rPr>
-              <w:t>28/09/2017</w:t>
-            </w:r>
-          </w:p>
-        </w:tc>
-      </w:tr>
-      <w:tr>
-        <w:tc>
-          <w:tcPr>
-            <w:tcW w:type="dxa" w:w="680"/>
-            <w:shd w:val="clear" w:color="auto" w:fill="FFFFFF"/>
-            <w:tcBorders>
-              <w:top w:val="single" w:sz="4" w:space="0" w:color="000000"/>
-              <w:left w:val="single" w:sz="4" w:space="0" w:color="000000"/>
-              <w:bottom w:val="single" w:sz="4" w:space="0" w:color="000000"/>
-              <w:right w:val="single" w:sz="4" w:space="0" w:color="000000"/>
-            </w:tcBorders>
-            <w:vAlign w:val="center"/>
-          </w:tcPr>
-          <w:p>
-            <w:pPr>
-              <w:spacing w:before="40" w:after="40"/>
-              <w:jc w:val="left"/>
-            </w:pPr>
-            <w:r>
-              <w:rPr>
-                <w:rFonts w:ascii="Adani" w:hAnsi="Adani"/>
-                <w:b w:val="0"/>
-                <w:sz w:val="18"/>
-                <w:u w:val="none"/>
-              </w:rPr>
               <w:t>12</w:t>
-            </w:r>
-          </w:p>
-        </w:tc>
-        <w:tc>
-          <w:tcPr>
-            <w:tcW w:type="dxa" w:w="3969"/>
-            <w:shd w:val="clear" w:color="auto" w:fill="FFFFFF"/>
-            <w:tcBorders>
-              <w:top w:val="single" w:sz="4" w:space="0" w:color="000000"/>
-              <w:left w:val="single" w:sz="4" w:space="0" w:color="000000"/>
-              <w:bottom w:val="single" w:sz="4" w:space="0" w:color="000000"/>
-              <w:right w:val="single" w:sz="4" w:space="0" w:color="000000"/>
-            </w:tcBorders>
-            <w:vAlign w:val="center"/>
-          </w:tcPr>
-          <w:p>
-            <w:pPr>
-              <w:spacing w:before="40" w:after="40"/>
-              <w:jc w:val="left"/>
-            </w:pPr>
-            <w:r>
-              <w:rPr>
-                <w:rFonts w:ascii="Adani" w:hAnsi="Adani"/>
-                <w:b w:val="0"/>
-                <w:sz w:val="18"/>
-                <w:u w:val="none"/>
-              </w:rPr>
-              <w:t>NOVAAONE CAPITAL PRIVATE LIMITED</w:t>
-            </w:r>
-          </w:p>
-        </w:tc>
-        <w:tc>
-          <w:tcPr>
-            <w:tcW w:type="dxa" w:w="1814"/>
-            <w:shd w:val="clear" w:color="auto" w:fill="FFFFFF"/>
-            <w:tcBorders>
-              <w:top w:val="single" w:sz="4" w:space="0" w:color="000000"/>
-              <w:left w:val="single" w:sz="4" w:space="0" w:color="000000"/>
-              <w:bottom w:val="single" w:sz="4" w:space="0" w:color="000000"/>
-              <w:right w:val="single" w:sz="4" w:space="0" w:color="000000"/>
-            </w:tcBorders>
-            <w:vAlign w:val="center"/>
-          </w:tcPr>
-          <w:p>
-            <w:pPr>
-              <w:spacing w:before="40" w:after="40"/>
-              <w:jc w:val="left"/>
-            </w:pPr>
-            <w:r>
-              <w:rPr>
-                <w:rFonts w:ascii="Adani" w:hAnsi="Adani"/>
-                <w:b w:val="0"/>
-                <w:sz w:val="18"/>
-                <w:u w:val="none"/>
-              </w:rPr>
-              <w:t>Director</w:t>
-            </w:r>
-          </w:p>
-        </w:tc>
-        <w:tc>
-          <w:tcPr>
-            <w:tcW w:type="dxa" w:w="1020"/>
-            <w:shd w:val="clear" w:color="auto" w:fill="FFFFFF"/>
-            <w:tcBorders>
-              <w:top w:val="single" w:sz="4" w:space="0" w:color="000000"/>
-              <w:left w:val="single" w:sz="4" w:space="0" w:color="000000"/>
-              <w:bottom w:val="single" w:sz="4" w:space="0" w:color="000000"/>
-              <w:right w:val="single" w:sz="4" w:space="0" w:color="000000"/>
-            </w:tcBorders>
-            <w:vAlign w:val="center"/>
-          </w:tcPr>
-          <w:p>
-            <w:pPr>
-              <w:spacing w:before="40" w:after="40"/>
-              <w:jc w:val="left"/>
-            </w:pPr>
-            <w:r>
-              <w:rPr>
-                <w:rFonts w:ascii="Adani" w:hAnsi="Adani"/>
-                <w:b w:val="0"/>
-                <w:sz w:val="18"/>
-                <w:u w:val="none"/>
-              </w:rPr>
-              <w:t>NIL</w:t>
-            </w:r>
-          </w:p>
-        </w:tc>
-        <w:tc>
-          <w:tcPr>
-            <w:tcW w:type="dxa" w:w="1247"/>
-            <w:shd w:val="clear" w:color="auto" w:fill="FFFFFF"/>
-            <w:tcBorders>
-              <w:top w:val="single" w:sz="4" w:space="0" w:color="000000"/>
-              <w:left w:val="single" w:sz="4" w:space="0" w:color="000000"/>
-              <w:bottom w:val="single" w:sz="4" w:space="0" w:color="000000"/>
-              <w:right w:val="single" w:sz="4" w:space="0" w:color="000000"/>
-            </w:tcBorders>
-            <w:vAlign w:val="center"/>
-          </w:tcPr>
-          <w:p>
-            <w:pPr>
-              <w:spacing w:before="40" w:after="40"/>
-              <w:jc w:val="left"/>
-            </w:pPr>
-            <w:r>
-              <w:rPr>
-                <w:rFonts w:ascii="Adani" w:hAnsi="Adani"/>
-                <w:b w:val="0"/>
-                <w:sz w:val="18"/>
-                <w:u w:val="none"/>
-              </w:rPr>
-              <w:t>11/09/2017</w:t>
-            </w:r>
-          </w:p>
-        </w:tc>
-      </w:tr>
-      <w:tr>
-        <w:tc>
-          <w:tcPr>
-            <w:tcW w:type="dxa" w:w="680"/>
-            <w:shd w:val="clear" w:color="auto" w:fill="FFFFFF"/>
-            <w:tcBorders>
-              <w:top w:val="single" w:sz="4" w:space="0" w:color="000000"/>
-              <w:left w:val="single" w:sz="4" w:space="0" w:color="000000"/>
-              <w:bottom w:val="single" w:sz="4" w:space="0" w:color="000000"/>
-              <w:right w:val="single" w:sz="4" w:space="0" w:color="000000"/>
-            </w:tcBorders>
-            <w:vAlign w:val="center"/>
-          </w:tcPr>
-          <w:p>
-            <w:pPr>
-              <w:spacing w:before="40" w:after="40"/>
-              <w:jc w:val="left"/>
-            </w:pPr>
-            <w:r>
-              <w:rPr>
-                <w:rFonts w:ascii="Adani" w:hAnsi="Adani"/>
-                <w:b w:val="0"/>
-                <w:sz w:val="18"/>
-                <w:u w:val="none"/>
-              </w:rPr>
-              <w:t>13</w:t>
             </w:r>
           </w:p>
         </w:tc>
@@ -2373,6 +2036,148 @@
                 <w:u w:val="none"/>
               </w:rPr>
               <w:t>03/11/2016</w:t>
+            </w:r>
+          </w:p>
+        </w:tc>
+      </w:tr>
+      <w:tr>
+        <w:tc>
+          <w:tcPr>
+            <w:tcW w:type="dxa" w:w="680"/>
+            <w:shd w:val="clear" w:color="auto" w:fill="FFFFFF"/>
+            <w:tcBorders>
+              <w:top w:val="single" w:sz="4" w:space="0" w:color="000000"/>
+              <w:left w:val="single" w:sz="4" w:space="0" w:color="000000"/>
+              <w:bottom w:val="single" w:sz="4" w:space="0" w:color="000000"/>
+              <w:right w:val="single" w:sz="4" w:space="0" w:color="000000"/>
+            </w:tcBorders>
+            <w:vAlign w:val="center"/>
+          </w:tcPr>
+          <w:p>
+            <w:pPr>
+              <w:spacing w:before="40" w:after="40"/>
+              <w:jc w:val="left"/>
+            </w:pPr>
+            <w:r>
+              <w:rPr>
+                <w:rFonts w:ascii="Adani" w:hAnsi="Adani"/>
+                <w:b w:val="0"/>
+                <w:sz w:val="18"/>
+                <w:u w:val="none"/>
+              </w:rPr>
+              <w:t>13</w:t>
+            </w:r>
+          </w:p>
+        </w:tc>
+        <w:tc>
+          <w:tcPr>
+            <w:tcW w:type="dxa" w:w="3969"/>
+            <w:shd w:val="clear" w:color="auto" w:fill="FFFFFF"/>
+            <w:tcBorders>
+              <w:top w:val="single" w:sz="4" w:space="0" w:color="000000"/>
+              <w:left w:val="single" w:sz="4" w:space="0" w:color="000000"/>
+              <w:bottom w:val="single" w:sz="4" w:space="0" w:color="000000"/>
+              <w:right w:val="single" w:sz="4" w:space="0" w:color="000000"/>
+            </w:tcBorders>
+            <w:vAlign w:val="center"/>
+          </w:tcPr>
+          <w:p>
+            <w:pPr>
+              <w:spacing w:before="40" w:after="40"/>
+              <w:jc w:val="left"/>
+            </w:pPr>
+            <w:r>
+              <w:rPr>
+                <w:rFonts w:ascii="Adani" w:hAnsi="Adani"/>
+                <w:b w:val="0"/>
+                <w:sz w:val="18"/>
+                <w:u w:val="none"/>
+              </w:rPr>
+              <w:t>CAPITAL FIRST LIMITED</w:t>
+            </w:r>
+          </w:p>
+        </w:tc>
+        <w:tc>
+          <w:tcPr>
+            <w:tcW w:type="dxa" w:w="1814"/>
+            <w:shd w:val="clear" w:color="auto" w:fill="FFFFFF"/>
+            <w:tcBorders>
+              <w:top w:val="single" w:sz="4" w:space="0" w:color="000000"/>
+              <w:left w:val="single" w:sz="4" w:space="0" w:color="000000"/>
+              <w:bottom w:val="single" w:sz="4" w:space="0" w:color="000000"/>
+              <w:right w:val="single" w:sz="4" w:space="0" w:color="000000"/>
+            </w:tcBorders>
+            <w:vAlign w:val="center"/>
+          </w:tcPr>
+          <w:p>
+            <w:pPr>
+              <w:spacing w:before="40" w:after="40"/>
+              <w:jc w:val="left"/>
+            </w:pPr>
+            <w:r>
+              <w:rPr>
+                <w:rFonts w:ascii="Adani" w:hAnsi="Adani"/>
+                <w:b w:val="0"/>
+                <w:sz w:val="18"/>
+                <w:u w:val="none"/>
+              </w:rPr>
+              <w:t>Director</w:t>
+            </w:r>
+          </w:p>
+        </w:tc>
+        <w:tc>
+          <w:tcPr>
+            <w:tcW w:type="dxa" w:w="1020"/>
+            <w:shd w:val="clear" w:color="auto" w:fill="FFFFFF"/>
+            <w:tcBorders>
+              <w:top w:val="single" w:sz="4" w:space="0" w:color="000000"/>
+              <w:left w:val="single" w:sz="4" w:space="0" w:color="000000"/>
+              <w:bottom w:val="single" w:sz="4" w:space="0" w:color="000000"/>
+              <w:right w:val="single" w:sz="4" w:space="0" w:color="000000"/>
+            </w:tcBorders>
+            <w:vAlign w:val="center"/>
+          </w:tcPr>
+          <w:p>
+            <w:pPr>
+              <w:spacing w:before="40" w:after="40"/>
+              <w:jc w:val="left"/>
+            </w:pPr>
+            <w:r>
+              <w:rPr>
+                <w:rFonts w:ascii="Adani" w:hAnsi="Adani"/>
+                <w:b w:val="0"/>
+                <w:sz w:val="18"/>
+                <w:u w:val="none"/>
+              </w:rPr>
+              <w:t>NIL</w:t>
+            </w:r>
+          </w:p>
+        </w:tc>
+        <w:tc>
+          <w:tcPr>
+            <w:tcW w:type="dxa" w:w="1247"/>
+            <w:shd w:val="clear" w:color="auto" w:fill="FFFFFF"/>
+            <w:tcBorders>
+              <w:top w:val="single" w:sz="4" w:space="0" w:color="000000"/>
+              <w:left w:val="single" w:sz="4" w:space="0" w:color="000000"/>
+              <w:bottom w:val="single" w:sz="4" w:space="0" w:color="000000"/>
+              <w:right w:val="single" w:sz="4" w:space="0" w:color="000000"/>
+            </w:tcBorders>
+            <w:vAlign w:val="center"/>
+          </w:tcPr>
+          <w:p>
+            <w:pPr>
+              <w:spacing w:before="40" w:after="40"/>
+              <w:jc w:val="left"/>
+            </w:pPr>
+            <w:r>
+              <w:rPr>
+                <w:rFonts w:ascii="Adani" w:hAnsi="Adani"/>
+                <w:b w:val="0"/>
+                <w:sz w:val="18"/>
+                <w:u w:val="none"/>
+              </w:rPr>
+              <w:t>06/01/2015</w:t>
             </w:r>
           </w:p>
         </w:tc>
@@ -2751,7 +2556,7 @@
                 <w:sz w:val="18"/>
                 <w:u w:val="none"/>
               </w:rPr>
-              <w:t>Date:   07th May, 2026</w:t>
+              <w:t>Date:   15th May, 2026</w:t>
             </w:r>
           </w:p>
         </w:tc>
@@ -3017,174 +2822,441 @@
         <w:t>:</w:t>
       </w:r>
     </w:p>
-    <w:p>
-      <w:pPr>
-        <w:pStyle w:val="ListNumber"/>
-        <w:spacing w:before="0" w:after="40"/>
-        <w:ind w:left="720"/>
-      </w:pPr>
-      <w:r>
-        <w:rPr>
-          <w:rFonts w:ascii="Adani" w:hAnsi="Adani"/>
-          <w:b w:val="0"/>
-          <w:sz w:val="20"/>
-          <w:u w:val="none"/>
-        </w:rPr>
-        <w:t>Father</w:t>
-        <w:tab/>
-        <w:tab/>
-        <w:t>:</w:t>
-        <w:tab/>
-        <w:t>NIL</w:t>
-      </w:r>
-    </w:p>
-    <w:p>
-      <w:pPr>
-        <w:pStyle w:val="ListNumber"/>
-        <w:spacing w:before="0" w:after="40"/>
-        <w:ind w:left="720"/>
-      </w:pPr>
-      <w:r>
-        <w:rPr>
-          <w:rFonts w:ascii="Adani" w:hAnsi="Adani"/>
-          <w:b w:val="0"/>
-          <w:sz w:val="20"/>
-          <w:u w:val="none"/>
-        </w:rPr>
-        <w:t>Mother</w:t>
-        <w:tab/>
-        <w:tab/>
-        <w:t>:</w:t>
-        <w:tab/>
-        <w:t>NIL</w:t>
-      </w:r>
-    </w:p>
-    <w:p>
-      <w:pPr>
-        <w:pStyle w:val="ListNumber"/>
-        <w:spacing w:before="0" w:after="40"/>
-        <w:ind w:left="720"/>
-      </w:pPr>
-      <w:r>
-        <w:rPr>
-          <w:rFonts w:ascii="Adani" w:hAnsi="Adani"/>
-          <w:b w:val="0"/>
-          <w:sz w:val="20"/>
-          <w:u w:val="none"/>
-        </w:rPr>
-        <w:t>Son</w:t>
-        <w:tab/>
-        <w:tab/>
-        <w:t>:</w:t>
-        <w:tab/>
-        <w:t>NIL</w:t>
-      </w:r>
-    </w:p>
-    <w:p>
-      <w:pPr>
-        <w:pStyle w:val="ListNumber"/>
-        <w:spacing w:before="0" w:after="40"/>
-        <w:ind w:left="720"/>
-      </w:pPr>
-      <w:r>
-        <w:rPr>
-          <w:rFonts w:ascii="Adani" w:hAnsi="Adani"/>
-          <w:b w:val="0"/>
-          <w:sz w:val="20"/>
-          <w:u w:val="none"/>
-        </w:rPr>
-        <w:t>Son's Wife</w:t>
-        <w:tab/>
-        <w:tab/>
-        <w:t>:</w:t>
-        <w:tab/>
-        <w:t>NIL</w:t>
-      </w:r>
-    </w:p>
-    <w:p>
-      <w:pPr>
-        <w:pStyle w:val="ListNumber"/>
-        <w:spacing w:before="0" w:after="40"/>
-        <w:ind w:left="720"/>
-      </w:pPr>
-      <w:r>
-        <w:rPr>
-          <w:rFonts w:ascii="Adani" w:hAnsi="Adani"/>
-          <w:b w:val="0"/>
-          <w:sz w:val="20"/>
-          <w:u w:val="none"/>
-        </w:rPr>
-        <w:t>Daughter</w:t>
-        <w:tab/>
-        <w:tab/>
-        <w:t>:</w:t>
-        <w:tab/>
-        <w:t>NIL</w:t>
-      </w:r>
-    </w:p>
-    <w:p>
-      <w:pPr>
-        <w:pStyle w:val="ListNumber"/>
-        <w:spacing w:before="0" w:after="40"/>
-        <w:ind w:left="720"/>
-      </w:pPr>
-      <w:r>
-        <w:rPr>
-          <w:rFonts w:ascii="Adani" w:hAnsi="Adani"/>
-          <w:b w:val="0"/>
-          <w:sz w:val="20"/>
-          <w:u w:val="none"/>
-        </w:rPr>
-        <w:t>Daughter's Husband</w:t>
-        <w:tab/>
-        <w:tab/>
-        <w:t>:</w:t>
-        <w:tab/>
-        <w:t>NIL</w:t>
-      </w:r>
-    </w:p>
-    <w:p>
-      <w:pPr>
-        <w:pStyle w:val="ListNumber"/>
-        <w:spacing w:before="0" w:after="40"/>
-        <w:ind w:left="720"/>
-      </w:pPr>
-      <w:r>
-        <w:rPr>
-          <w:rFonts w:ascii="Adani" w:hAnsi="Adani"/>
-          <w:b w:val="0"/>
-          <w:sz w:val="20"/>
-          <w:u w:val="none"/>
-        </w:rPr>
-        <w:t>Brother</w:t>
-        <w:tab/>
-        <w:tab/>
-        <w:t>:</w:t>
-        <w:tab/>
-        <w:t>NIL</w:t>
-      </w:r>
-    </w:p>
-    <w:p>
-      <w:pPr>
-        <w:pStyle w:val="ListNumber"/>
-        <w:spacing w:before="0" w:after="40"/>
-        <w:ind w:left="720"/>
-      </w:pPr>
-      <w:r>
-        <w:rPr>
-          <w:rFonts w:ascii="Adani" w:hAnsi="Adani"/>
-          <w:b w:val="0"/>
-          <w:sz w:val="20"/>
-          <w:u w:val="none"/>
-        </w:rPr>
-        <w:t>Sister</w:t>
-        <w:tab/>
-        <w:tab/>
-        <w:t>:</w:t>
-        <w:tab/>
-        <w:t>NIL</w:t>
-      </w:r>
-    </w:p>
+    <w:tbl>
+      <w:tblPr>
+        <w:tblW w:type="auto" w:w="0"/>
+        <w:jc w:val="left"/>
+        <w:tblLook w:firstColumn="1" w:firstRow="1" w:lastColumn="0" w:lastRow="0" w:noHBand="0" w:noVBand="1" w:val="04A0"/>
+      </w:tblPr>
+      <w:tblGrid>
+        <w:gridCol w:w="4536"/>
+        <w:gridCol w:w="4536"/>
+      </w:tblGrid>
+      <w:tr>
+        <w:tc>
+          <w:tcPr>
+            <w:tcW w:type="dxa" w:w="4536"/>
+            <w:tcBorders>
+              <w:top w:val="none"/>
+              <w:bottom w:val="none"/>
+              <w:left w:val="none"/>
+              <w:right w:val="none"/>
+            </w:tcBorders>
+          </w:tcPr>
+          <w:p>
+            <w:pPr>
+              <w:ind w:left="720"/>
+            </w:pPr>
+            <w:r>
+              <w:rPr>
+                <w:rFonts w:ascii="Adani" w:hAnsi="Adani"/>
+                <w:b w:val="0"/>
+                <w:sz w:val="20"/>
+                <w:u w:val="none"/>
+              </w:rPr>
+              <w:t>1.</w:t>
+              <w:tab/>
+              <w:t>Father</w:t>
+              <w:tab/>
+              <w:t>:</w:t>
+            </w:r>
+          </w:p>
+        </w:tc>
+        <w:tc>
+          <w:tcPr>
+            <w:tcW w:type="dxa" w:w="4536"/>
+            <w:tcBorders>
+              <w:top w:val="none"/>
+              <w:bottom w:val="none"/>
+              <w:left w:val="none"/>
+              <w:right w:val="none"/>
+            </w:tcBorders>
+          </w:tcPr>
+          <w:p>
+            <w:r>
+              <w:rPr>
+                <w:rFonts w:ascii="Adani" w:hAnsi="Adani"/>
+                <w:b w:val="0"/>
+                <w:sz w:val="20"/>
+                <w:u w:val="none"/>
+              </w:rPr>
+              <w:t>NIL</w:t>
+            </w:r>
+          </w:p>
+        </w:tc>
+      </w:tr>
+      <w:tr>
+        <w:tc>
+          <w:tcPr>
+            <w:tcW w:type="dxa" w:w="4536"/>
+            <w:tcBorders>
+              <w:top w:val="none"/>
+              <w:bottom w:val="none"/>
+              <w:left w:val="none"/>
+              <w:right w:val="none"/>
+            </w:tcBorders>
+          </w:tcPr>
+          <w:p>
+            <w:pPr>
+              <w:ind w:left="720"/>
+            </w:pPr>
+            <w:r>
+              <w:rPr>
+                <w:rFonts w:ascii="Adani" w:hAnsi="Adani"/>
+                <w:b w:val="0"/>
+                <w:sz w:val="20"/>
+                <w:u w:val="none"/>
+              </w:rPr>
+              <w:t>2.</w:t>
+              <w:tab/>
+              <w:t>Mother</w:t>
+              <w:tab/>
+              <w:t>:</w:t>
+            </w:r>
+          </w:p>
+        </w:tc>
+        <w:tc>
+          <w:tcPr>
+            <w:tcW w:type="dxa" w:w="4536"/>
+            <w:tcBorders>
+              <w:top w:val="none"/>
+              <w:bottom w:val="none"/>
+              <w:left w:val="none"/>
+              <w:right w:val="none"/>
+            </w:tcBorders>
+          </w:tcPr>
+          <w:p>
+            <w:r>
+              <w:rPr>
+                <w:rFonts w:ascii="Adani" w:hAnsi="Adani"/>
+                <w:b w:val="0"/>
+                <w:sz w:val="20"/>
+                <w:u w:val="none"/>
+              </w:rPr>
+              <w:t>NIL</w:t>
+            </w:r>
+          </w:p>
+        </w:tc>
+      </w:tr>
+      <w:tr>
+        <w:tc>
+          <w:tcPr>
+            <w:tcW w:type="dxa" w:w="4536"/>
+            <w:tcBorders>
+              <w:top w:val="none"/>
+              <w:bottom w:val="none"/>
+              <w:left w:val="none"/>
+              <w:right w:val="none"/>
+            </w:tcBorders>
+          </w:tcPr>
+          <w:p>
+            <w:pPr>
+              <w:ind w:left="720"/>
+            </w:pPr>
+            <w:r>
+              <w:rPr>
+                <w:rFonts w:ascii="Adani" w:hAnsi="Adani"/>
+                <w:b w:val="0"/>
+                <w:sz w:val="20"/>
+                <w:u w:val="none"/>
+              </w:rPr>
+              <w:t>3.</w:t>
+              <w:tab/>
+              <w:t>Son</w:t>
+              <w:tab/>
+              <w:t>:</w:t>
+            </w:r>
+          </w:p>
+        </w:tc>
+        <w:tc>
+          <w:tcPr>
+            <w:tcW w:type="dxa" w:w="4536"/>
+            <w:tcBorders>
+              <w:top w:val="none"/>
+              <w:bottom w:val="none"/>
+              <w:left w:val="none"/>
+              <w:right w:val="none"/>
+            </w:tcBorders>
+          </w:tcPr>
+          <w:p>
+            <w:r>
+              <w:rPr>
+                <w:rFonts w:ascii="Adani" w:hAnsi="Adani"/>
+                <w:b w:val="0"/>
+                <w:sz w:val="20"/>
+                <w:u w:val="none"/>
+              </w:rPr>
+              <w:t>NIL</w:t>
+            </w:r>
+          </w:p>
+        </w:tc>
+      </w:tr>
+      <w:tr>
+        <w:tc>
+          <w:tcPr>
+            <w:tcW w:type="dxa" w:w="4536"/>
+            <w:tcBorders>
+              <w:top w:val="none"/>
+              <w:bottom w:val="none"/>
+              <w:left w:val="none"/>
+              <w:right w:val="none"/>
+            </w:tcBorders>
+          </w:tcPr>
+          <w:p>
+            <w:pPr>
+              <w:ind w:left="720"/>
+            </w:pPr>
+            <w:r>
+              <w:rPr>
+                <w:rFonts w:ascii="Adani" w:hAnsi="Adani"/>
+                <w:b w:val="0"/>
+                <w:sz w:val="20"/>
+                <w:u w:val="none"/>
+              </w:rPr>
+              <w:t>4.</w:t>
+              <w:tab/>
+              <w:t>Son's Wife</w:t>
+              <w:tab/>
+              <w:t>:</w:t>
+            </w:r>
+          </w:p>
+        </w:tc>
+        <w:tc>
+          <w:tcPr>
+            <w:tcW w:type="dxa" w:w="4536"/>
+            <w:tcBorders>
+              <w:top w:val="none"/>
+              <w:bottom w:val="none"/>
+              <w:left w:val="none"/>
+              <w:right w:val="none"/>
+            </w:tcBorders>
+          </w:tcPr>
+          <w:p>
+            <w:r>
+              <w:rPr>
+                <w:rFonts w:ascii="Adani" w:hAnsi="Adani"/>
+                <w:b w:val="0"/>
+                <w:sz w:val="20"/>
+                <w:u w:val="none"/>
+              </w:rPr>
+              <w:t>NIL</w:t>
+            </w:r>
+          </w:p>
+        </w:tc>
+      </w:tr>
+      <w:tr>
+        <w:tc>
+          <w:tcPr>
+            <w:tcW w:type="dxa" w:w="4536"/>
+            <w:tcBorders>
+              <w:top w:val="none"/>
+              <w:bottom w:val="none"/>
+              <w:left w:val="none"/>
+              <w:right w:val="none"/>
+            </w:tcBorders>
+          </w:tcPr>
+          <w:p>
+            <w:pPr>
+              <w:ind w:left="720"/>
+            </w:pPr>
+            <w:r>
+              <w:rPr>
+                <w:rFonts w:ascii="Adani" w:hAnsi="Adani"/>
+                <w:b w:val="0"/>
+                <w:sz w:val="20"/>
+                <w:u w:val="none"/>
+              </w:rPr>
+              <w:t>5.</w:t>
+              <w:tab/>
+              <w:t>Daughter</w:t>
+              <w:tab/>
+              <w:t>:</w:t>
+            </w:r>
+          </w:p>
+        </w:tc>
+        <w:tc>
+          <w:tcPr>
+            <w:tcW w:type="dxa" w:w="4536"/>
+            <w:tcBorders>
+              <w:top w:val="none"/>
+              <w:bottom w:val="none"/>
+              <w:left w:val="none"/>
+              <w:right w:val="none"/>
+            </w:tcBorders>
+          </w:tcPr>
+          <w:p>
+            <w:r>
+              <w:rPr>
+                <w:rFonts w:ascii="Adani" w:hAnsi="Adani"/>
+                <w:b w:val="0"/>
+                <w:sz w:val="20"/>
+                <w:u w:val="none"/>
+              </w:rPr>
+              <w:t>NIL</w:t>
+            </w:r>
+          </w:p>
+        </w:tc>
+      </w:tr>
+      <w:tr>
+        <w:tc>
+          <w:tcPr>
+            <w:tcW w:type="dxa" w:w="4536"/>
+            <w:tcBorders>
+              <w:top w:val="none"/>
+              <w:bottom w:val="none"/>
+              <w:left w:val="none"/>
+              <w:right w:val="none"/>
+            </w:tcBorders>
+          </w:tcPr>
+          <w:p>
+            <w:pPr>
+              <w:ind w:left="720"/>
+            </w:pPr>
+            <w:r>
+              <w:rPr>
+                <w:rFonts w:ascii="Adani" w:hAnsi="Adani"/>
+                <w:b w:val="0"/>
+                <w:sz w:val="20"/>
+                <w:u w:val="none"/>
+              </w:rPr>
+              <w:t>6.</w:t>
+              <w:tab/>
+              <w:t>Daughter's Husband</w:t>
+              <w:tab/>
+              <w:t>:</w:t>
+            </w:r>
+          </w:p>
+        </w:tc>
+        <w:tc>
+          <w:tcPr>
+            <w:tcW w:type="dxa" w:w="4536"/>
+            <w:tcBorders>
+              <w:top w:val="none"/>
+              <w:bottom w:val="none"/>
+              <w:left w:val="none"/>
+              <w:right w:val="none"/>
+            </w:tcBorders>
+          </w:tcPr>
+          <w:p>
+            <w:r>
+              <w:rPr>
+                <w:rFonts w:ascii="Adani" w:hAnsi="Adani"/>
+                <w:b w:val="0"/>
+                <w:sz w:val="20"/>
+                <w:u w:val="none"/>
+              </w:rPr>
+              <w:t>NIL</w:t>
+            </w:r>
+          </w:p>
+        </w:tc>
+      </w:tr>
+      <w:tr>
+        <w:tc>
+          <w:tcPr>
+            <w:tcW w:type="dxa" w:w="4536"/>
+            <w:tcBorders>
+              <w:top w:val="none"/>
+              <w:bottom w:val="none"/>
+              <w:left w:val="none"/>
+              <w:right w:val="none"/>
+            </w:tcBorders>
+          </w:tcPr>
+          <w:p>
+            <w:pPr>
+              <w:ind w:left="720"/>
+            </w:pPr>
+            <w:r>
+              <w:rPr>
+                <w:rFonts w:ascii="Adani" w:hAnsi="Adani"/>
+                <w:b w:val="0"/>
+                <w:sz w:val="20"/>
+                <w:u w:val="none"/>
+              </w:rPr>
+              <w:t>7.</w:t>
+              <w:tab/>
+              <w:t>Brother</w:t>
+              <w:tab/>
+              <w:t>:</w:t>
+            </w:r>
+          </w:p>
+        </w:tc>
+        <w:tc>
+          <w:tcPr>
+            <w:tcW w:type="dxa" w:w="4536"/>
+            <w:tcBorders>
+              <w:top w:val="none"/>
+              <w:bottom w:val="none"/>
+              <w:left w:val="none"/>
+              <w:right w:val="none"/>
+            </w:tcBorders>
+          </w:tcPr>
+          <w:p>
+            <w:r>
+              <w:rPr>
+                <w:rFonts w:ascii="Adani" w:hAnsi="Adani"/>
+                <w:b w:val="0"/>
+                <w:sz w:val="20"/>
+                <w:u w:val="none"/>
+              </w:rPr>
+              <w:t>NIL</w:t>
+            </w:r>
+          </w:p>
+        </w:tc>
+      </w:tr>
+      <w:tr>
+        <w:tc>
+          <w:tcPr>
+            <w:tcW w:type="dxa" w:w="4536"/>
+            <w:tcBorders>
+              <w:top w:val="none"/>
+              <w:bottom w:val="none"/>
+              <w:left w:val="none"/>
+              <w:right w:val="none"/>
+            </w:tcBorders>
+          </w:tcPr>
+          <w:p>
+            <w:pPr>
+              <w:ind w:left="720"/>
+            </w:pPr>
+            <w:r>
+              <w:rPr>
+                <w:rFonts w:ascii="Adani" w:hAnsi="Adani"/>
+                <w:b w:val="0"/>
+                <w:sz w:val="20"/>
+                <w:u w:val="none"/>
+              </w:rPr>
+              <w:t>8.</w:t>
+              <w:tab/>
+              <w:t>Sister</w:t>
+              <w:tab/>
+              <w:t>:</w:t>
+            </w:r>
+          </w:p>
+        </w:tc>
+        <w:tc>
+          <w:tcPr>
+            <w:tcW w:type="dxa" w:w="4536"/>
+            <w:tcBorders>
+              <w:top w:val="none"/>
+              <w:bottom w:val="none"/>
+              <w:left w:val="none"/>
+              <w:right w:val="none"/>
+            </w:tcBorders>
+          </w:tcPr>
+          <w:p>
+            <w:r>
+              <w:rPr>
+                <w:rFonts w:ascii="Adani" w:hAnsi="Adani"/>
+                <w:b w:val="0"/>
+                <w:sz w:val="20"/>
+                <w:u w:val="none"/>
+              </w:rPr>
+              <w:t>NIL</w:t>
+            </w:r>
+          </w:p>
+        </w:tc>
+      </w:tr>
+    </w:tbl>
     <w:p/>
     <w:p>
       <w:pPr>
@@ -3521,7 +3593,7 @@
                 <w:sz w:val="18"/>
                 <w:u w:val="none"/>
               </w:rPr>
-              <w:t>Date:   07th May, 2026</w:t>
+              <w:t>Date:   15th May, 2026</w:t>
             </w:r>
           </w:p>
         </w:tc>
@@ -3682,7 +3754,7 @@
           <w:sz w:val="20"/>
           <w:u w:val="none"/>
         </w:rPr>
-        <w:t>07th May, 2026</w:t>
+        <w:t>15th May, 2026</w:t>
       </w:r>
     </w:p>
     <w:p>
@@ -3847,6 +3919,21 @@
           <w:sz w:val="20"/>
           <w:u w:val="none"/>
         </w:rPr>
+        <w:t>DHSK ADVISORS PRIVATE LIMITED</w:t>
+      </w:r>
+    </w:p>
+    <w:p>
+      <w:pPr>
+        <w:spacing w:before="0" w:after="20"/>
+        <w:jc w:val="left"/>
+      </w:pPr>
+      <w:r>
+        <w:rPr>
+          <w:rFonts w:ascii="Adani" w:hAnsi="Adani"/>
+          <w:b/>
+          <w:sz w:val="20"/>
+          <w:u w:val="none"/>
+        </w:rPr>
         <w:t>ADANI GREEN ENERGY LIMITED</w:t>
       </w:r>
     </w:p>
@@ -3877,7 +3964,7 @@
           <w:sz w:val="20"/>
           <w:u w:val="none"/>
         </w:rPr>
-        <w:t>NOVAAONE FINANCE PRIVATE LIMITED</w:t>
+        <w:t>DREAM CITY PROPERTIES LLP</w:t>
       </w:r>
     </w:p>
     <w:p>
@@ -3892,22 +3979,7 @@
           <w:sz w:val="20"/>
           <w:u w:val="none"/>
         </w:rPr>
-        <w:t>NOVAAONE CAPITAL PRIVATE LIMITED</w:t>
-      </w:r>
-    </w:p>
-    <w:p>
-      <w:pPr>
-        <w:spacing w:before="0" w:after="20"/>
-        <w:jc w:val="left"/>
-      </w:pPr>
-      <w:r>
-        <w:rPr>
-          <w:rFonts w:ascii="Adani" w:hAnsi="Adani"/>
-          <w:b/>
-          <w:sz w:val="20"/>
-          <w:u w:val="none"/>
-        </w:rPr>
-        <w:t>DREAM CITY PROPERTIES LLP</w:t>
+        <w:t>CAPITAL FIRST LIMITED</w:t>
       </w:r>
     </w:p>
     <w:p>
@@ -4118,6 +4190,21 @@
           <w:sz w:val="20"/>
           <w:u w:val="none"/>
         </w:rPr>
+        <w:t>CAPITAL FIRST LIMITED</w:t>
+      </w:r>
+    </w:p>
+    <w:p>
+      <w:pPr>
+        <w:spacing w:before="0" w:after="20"/>
+        <w:jc w:val="left"/>
+      </w:pPr>
+      <w:r>
+        <w:rPr>
+          <w:rFonts w:ascii="Adani" w:hAnsi="Adani"/>
+          <w:b w:val="0"/>
+          <w:sz w:val="20"/>
+          <w:u w:val="none"/>
+        </w:rPr>
         <w:t>ROVER SERVICES LLP</w:t>
       </w:r>
     </w:p>
@@ -4213,22 +4300,7 @@
           <w:sz w:val="20"/>
           <w:u w:val="none"/>
         </w:rPr>
-        <w:t>NOVAAONE FINANCE PRIVATE LIMITED</w:t>
-      </w:r>
-    </w:p>
-    <w:p>
-      <w:pPr>
-        <w:spacing w:before="0" w:after="20"/>
-        <w:jc w:val="left"/>
-      </w:pPr>
-      <w:r>
-        <w:rPr>
-          <w:rFonts w:ascii="Adani" w:hAnsi="Adani"/>
-          <w:b w:val="0"/>
-          <w:sz w:val="20"/>
-          <w:u w:val="none"/>
-        </w:rPr>
-        <w:t>NOVAAONE CAPITAL PRIVATE LIMITED</w:t>
+        <w:t>DHSK ADVISORS PRIVATE LIMITED</w:t>
       </w:r>
     </w:p>
     <w:p/>
@@ -6071,6 +6143,120 @@
                 <w:sz w:val="18"/>
                 <w:u w:val="none"/>
               </w:rPr>
+              <w:t>U67100MH2007PTC169938</w:t>
+            </w:r>
+          </w:p>
+        </w:tc>
+        <w:tc>
+          <w:tcPr>
+            <w:tcW w:type="dxa" w:w="4252"/>
+            <w:shd w:val="clear" w:color="auto" w:fill="FFFFFF"/>
+            <w:tcBorders>
+              <w:top w:val="single" w:sz="4" w:space="0" w:color="000000"/>
+              <w:left w:val="single" w:sz="4" w:space="0" w:color="000000"/>
+              <w:bottom w:val="single" w:sz="4" w:space="0" w:color="000000"/>
+              <w:right w:val="single" w:sz="4" w:space="0" w:color="000000"/>
+            </w:tcBorders>
+            <w:vAlign w:val="center"/>
+          </w:tcPr>
+          <w:p>
+            <w:pPr>
+              <w:spacing w:before="40" w:after="40"/>
+              <w:jc w:val="left"/>
+            </w:pPr>
+            <w:r>
+              <w:rPr>
+                <w:rFonts w:ascii="Adani" w:hAnsi="Adani"/>
+                <w:b w:val="0"/>
+                <w:sz w:val="18"/>
+                <w:u w:val="none"/>
+              </w:rPr>
+              <w:t>DHSK ADVISORS PRIVATE LIMITED</w:t>
+            </w:r>
+          </w:p>
+        </w:tc>
+        <w:tc>
+          <w:tcPr>
+            <w:tcW w:type="dxa" w:w="1587"/>
+            <w:shd w:val="clear" w:color="auto" w:fill="FFFFFF"/>
+            <w:tcBorders>
+              <w:top w:val="single" w:sz="4" w:space="0" w:color="000000"/>
+              <w:left w:val="single" w:sz="4" w:space="0" w:color="000000"/>
+              <w:bottom w:val="single" w:sz="4" w:space="0" w:color="000000"/>
+              <w:right w:val="single" w:sz="4" w:space="0" w:color="000000"/>
+            </w:tcBorders>
+            <w:vAlign w:val="center"/>
+          </w:tcPr>
+          <w:p>
+            <w:pPr>
+              <w:spacing w:before="40" w:after="40"/>
+              <w:jc w:val="left"/>
+            </w:pPr>
+            <w:r>
+              <w:rPr>
+                <w:rFonts w:ascii="Adani" w:hAnsi="Adani"/>
+                <w:b w:val="0"/>
+                <w:sz w:val="18"/>
+                <w:u w:val="none"/>
+              </w:rPr>
+              <w:t>Director</w:t>
+            </w:r>
+          </w:p>
+        </w:tc>
+        <w:tc>
+          <w:tcPr>
+            <w:tcW w:type="dxa" w:w="1304"/>
+            <w:shd w:val="clear" w:color="auto" w:fill="FFFFFF"/>
+            <w:tcBorders>
+              <w:top w:val="single" w:sz="4" w:space="0" w:color="000000"/>
+              <w:left w:val="single" w:sz="4" w:space="0" w:color="000000"/>
+              <w:bottom w:val="single" w:sz="4" w:space="0" w:color="000000"/>
+              <w:right w:val="single" w:sz="4" w:space="0" w:color="000000"/>
+            </w:tcBorders>
+            <w:vAlign w:val="center"/>
+          </w:tcPr>
+          <w:p>
+            <w:pPr>
+              <w:spacing w:before="40" w:after="40"/>
+              <w:jc w:val="left"/>
+            </w:pPr>
+            <w:r>
+              <w:rPr>
+                <w:rFonts w:ascii="Adani" w:hAnsi="Adani"/>
+                <w:b w:val="0"/>
+                <w:sz w:val="18"/>
+                <w:u w:val="none"/>
+              </w:rPr>
+              <w:t>29/04/2022</w:t>
+            </w:r>
+          </w:p>
+        </w:tc>
+      </w:tr>
+      <w:tr>
+        <w:tc>
+          <w:tcPr>
+            <w:tcW w:type="dxa" w:w="2268"/>
+            <w:shd w:val="clear" w:color="auto" w:fill="FFFFFF"/>
+            <w:tcBorders>
+              <w:top w:val="single" w:sz="4" w:space="0" w:color="000000"/>
+              <w:left w:val="single" w:sz="4" w:space="0" w:color="000000"/>
+              <w:bottom w:val="single" w:sz="4" w:space="0" w:color="000000"/>
+              <w:right w:val="single" w:sz="4" w:space="0" w:color="000000"/>
+            </w:tcBorders>
+            <w:vAlign w:val="center"/>
+          </w:tcPr>
+          <w:p>
+            <w:pPr>
+              <w:spacing w:before="40" w:after="40"/>
+              <w:jc w:val="left"/>
+            </w:pPr>
+            <w:r>
+              <w:rPr>
+                <w:rFonts w:ascii="Adani" w:hAnsi="Adani"/>
+                <w:b w:val="0"/>
+                <w:sz w:val="18"/>
+                <w:u w:val="none"/>
+              </w:rPr>
               <w:t>L40106GJ2015PLC082007</w:t>
             </w:r>
           </w:p>
@@ -6299,234 +6485,6 @@
                 <w:sz w:val="18"/>
                 <w:u w:val="none"/>
               </w:rPr>
-              <w:t>U66309MH2017PTC300233</w:t>
-            </w:r>
-          </w:p>
-        </w:tc>
-        <w:tc>
-          <w:tcPr>
-            <w:tcW w:type="dxa" w:w="4252"/>
-            <w:shd w:val="clear" w:color="auto" w:fill="FFFFFF"/>
-            <w:tcBorders>
-              <w:top w:val="single" w:sz="4" w:space="0" w:color="000000"/>
-              <w:left w:val="single" w:sz="4" w:space="0" w:color="000000"/>
-              <w:bottom w:val="single" w:sz="4" w:space="0" w:color="000000"/>
-              <w:right w:val="single" w:sz="4" w:space="0" w:color="000000"/>
-            </w:tcBorders>
-            <w:vAlign w:val="center"/>
-          </w:tcPr>
-          <w:p>
-            <w:pPr>
-              <w:spacing w:before="40" w:after="40"/>
-              <w:jc w:val="left"/>
-            </w:pPr>
-            <w:r>
-              <w:rPr>
-                <w:rFonts w:ascii="Adani" w:hAnsi="Adani"/>
-                <w:b w:val="0"/>
-                <w:sz w:val="18"/>
-                <w:u w:val="none"/>
-              </w:rPr>
-              <w:t>NOVAAONE FINANCE PRIVATE LIMITED</w:t>
-            </w:r>
-          </w:p>
-        </w:tc>
-        <w:tc>
-          <w:tcPr>
-            <w:tcW w:type="dxa" w:w="1587"/>
-            <w:shd w:val="clear" w:color="auto" w:fill="FFFFFF"/>
-            <w:tcBorders>
-              <w:top w:val="single" w:sz="4" w:space="0" w:color="000000"/>
-              <w:left w:val="single" w:sz="4" w:space="0" w:color="000000"/>
-              <w:bottom w:val="single" w:sz="4" w:space="0" w:color="000000"/>
-              <w:right w:val="single" w:sz="4" w:space="0" w:color="000000"/>
-            </w:tcBorders>
-            <w:vAlign w:val="center"/>
-          </w:tcPr>
-          <w:p>
-            <w:pPr>
-              <w:spacing w:before="40" w:after="40"/>
-              <w:jc w:val="left"/>
-            </w:pPr>
-            <w:r>
-              <w:rPr>
-                <w:rFonts w:ascii="Adani" w:hAnsi="Adani"/>
-                <w:b w:val="0"/>
-                <w:sz w:val="18"/>
-                <w:u w:val="none"/>
-              </w:rPr>
-              <w:t>Director</w:t>
-            </w:r>
-          </w:p>
-        </w:tc>
-        <w:tc>
-          <w:tcPr>
-            <w:tcW w:type="dxa" w:w="1304"/>
-            <w:shd w:val="clear" w:color="auto" w:fill="FFFFFF"/>
-            <w:tcBorders>
-              <w:top w:val="single" w:sz="4" w:space="0" w:color="000000"/>
-              <w:left w:val="single" w:sz="4" w:space="0" w:color="000000"/>
-              <w:bottom w:val="single" w:sz="4" w:space="0" w:color="000000"/>
-              <w:right w:val="single" w:sz="4" w:space="0" w:color="000000"/>
-            </w:tcBorders>
-            <w:vAlign w:val="center"/>
-          </w:tcPr>
-          <w:p>
-            <w:pPr>
-              <w:spacing w:before="40" w:after="40"/>
-              <w:jc w:val="left"/>
-            </w:pPr>
-            <w:r>
-              <w:rPr>
-                <w:rFonts w:ascii="Adani" w:hAnsi="Adani"/>
-                <w:b w:val="0"/>
-                <w:sz w:val="18"/>
-                <w:u w:val="none"/>
-              </w:rPr>
-              <w:t>28/09/2017</w:t>
-            </w:r>
-          </w:p>
-        </w:tc>
-      </w:tr>
-      <w:tr>
-        <w:tc>
-          <w:tcPr>
-            <w:tcW w:type="dxa" w:w="2268"/>
-            <w:shd w:val="clear" w:color="auto" w:fill="FFFFFF"/>
-            <w:tcBorders>
-              <w:top w:val="single" w:sz="4" w:space="0" w:color="000000"/>
-              <w:left w:val="single" w:sz="4" w:space="0" w:color="000000"/>
-              <w:bottom w:val="single" w:sz="4" w:space="0" w:color="000000"/>
-              <w:right w:val="single" w:sz="4" w:space="0" w:color="000000"/>
-            </w:tcBorders>
-            <w:vAlign w:val="center"/>
-          </w:tcPr>
-          <w:p>
-            <w:pPr>
-              <w:spacing w:before="40" w:after="40"/>
-              <w:jc w:val="left"/>
-            </w:pPr>
-            <w:r>
-              <w:rPr>
-                <w:rFonts w:ascii="Adani" w:hAnsi="Adani"/>
-                <w:b w:val="0"/>
-                <w:sz w:val="18"/>
-                <w:u w:val="none"/>
-              </w:rPr>
-              <w:t>U74999MH2017PTC299566</w:t>
-            </w:r>
-          </w:p>
-        </w:tc>
-        <w:tc>
-          <w:tcPr>
-            <w:tcW w:type="dxa" w:w="4252"/>
-            <w:shd w:val="clear" w:color="auto" w:fill="FFFFFF"/>
-            <w:tcBorders>
-              <w:top w:val="single" w:sz="4" w:space="0" w:color="000000"/>
-              <w:left w:val="single" w:sz="4" w:space="0" w:color="000000"/>
-              <w:bottom w:val="single" w:sz="4" w:space="0" w:color="000000"/>
-              <w:right w:val="single" w:sz="4" w:space="0" w:color="000000"/>
-            </w:tcBorders>
-            <w:vAlign w:val="center"/>
-          </w:tcPr>
-          <w:p>
-            <w:pPr>
-              <w:spacing w:before="40" w:after="40"/>
-              <w:jc w:val="left"/>
-            </w:pPr>
-            <w:r>
-              <w:rPr>
-                <w:rFonts w:ascii="Adani" w:hAnsi="Adani"/>
-                <w:b w:val="0"/>
-                <w:sz w:val="18"/>
-                <w:u w:val="none"/>
-              </w:rPr>
-              <w:t>NOVAAONE CAPITAL PRIVATE LIMITED</w:t>
-            </w:r>
-          </w:p>
-        </w:tc>
-        <w:tc>
-          <w:tcPr>
-            <w:tcW w:type="dxa" w:w="1587"/>
-            <w:shd w:val="clear" w:color="auto" w:fill="FFFFFF"/>
-            <w:tcBorders>
-              <w:top w:val="single" w:sz="4" w:space="0" w:color="000000"/>
-              <w:left w:val="single" w:sz="4" w:space="0" w:color="000000"/>
-              <w:bottom w:val="single" w:sz="4" w:space="0" w:color="000000"/>
-              <w:right w:val="single" w:sz="4" w:space="0" w:color="000000"/>
-            </w:tcBorders>
-            <w:vAlign w:val="center"/>
-          </w:tcPr>
-          <w:p>
-            <w:pPr>
-              <w:spacing w:before="40" w:after="40"/>
-              <w:jc w:val="left"/>
-            </w:pPr>
-            <w:r>
-              <w:rPr>
-                <w:rFonts w:ascii="Adani" w:hAnsi="Adani"/>
-                <w:b w:val="0"/>
-                <w:sz w:val="18"/>
-                <w:u w:val="none"/>
-              </w:rPr>
-              <w:t>Director</w:t>
-            </w:r>
-          </w:p>
-        </w:tc>
-        <w:tc>
-          <w:tcPr>
-            <w:tcW w:type="dxa" w:w="1304"/>
-            <w:shd w:val="clear" w:color="auto" w:fill="FFFFFF"/>
-            <w:tcBorders>
-              <w:top w:val="single" w:sz="4" w:space="0" w:color="000000"/>
-              <w:left w:val="single" w:sz="4" w:space="0" w:color="000000"/>
-              <w:bottom w:val="single" w:sz="4" w:space="0" w:color="000000"/>
-              <w:right w:val="single" w:sz="4" w:space="0" w:color="000000"/>
-            </w:tcBorders>
-            <w:vAlign w:val="center"/>
-          </w:tcPr>
-          <w:p>
-            <w:pPr>
-              <w:spacing w:before="40" w:after="40"/>
-              <w:jc w:val="left"/>
-            </w:pPr>
-            <w:r>
-              <w:rPr>
-                <w:rFonts w:ascii="Adani" w:hAnsi="Adani"/>
-                <w:b w:val="0"/>
-                <w:sz w:val="18"/>
-                <w:u w:val="none"/>
-              </w:rPr>
-              <w:t>11/09/2017</w:t>
-            </w:r>
-          </w:p>
-        </w:tc>
-      </w:tr>
-      <w:tr>
-        <w:tc>
-          <w:tcPr>
-            <w:tcW w:type="dxa" w:w="2268"/>
-            <w:shd w:val="clear" w:color="auto" w:fill="FFFFFF"/>
-            <w:tcBorders>
-              <w:top w:val="single" w:sz="4" w:space="0" w:color="000000"/>
-              <w:left w:val="single" w:sz="4" w:space="0" w:color="000000"/>
-              <w:bottom w:val="single" w:sz="4" w:space="0" w:color="000000"/>
-              <w:right w:val="single" w:sz="4" w:space="0" w:color="000000"/>
-            </w:tcBorders>
-            <w:vAlign w:val="center"/>
-          </w:tcPr>
-          <w:p>
-            <w:pPr>
-              <w:spacing w:before="40" w:after="40"/>
-              <w:jc w:val="left"/>
-            </w:pPr>
-            <w:r>
-              <w:rPr>
-                <w:rFonts w:ascii="Adani" w:hAnsi="Adani"/>
-                <w:b w:val="0"/>
-                <w:sz w:val="18"/>
-                <w:u w:val="none"/>
-              </w:rPr>
               <w:t>AAH-7388</w:t>
             </w:r>
           </w:p>
@@ -6612,6 +6570,120 @@
                 <w:u w:val="none"/>
               </w:rPr>
               <w:t>03/11/2016</w:t>
+            </w:r>
+          </w:p>
+        </w:tc>
+      </w:tr>
+      <w:tr>
+        <w:tc>
+          <w:tcPr>
+            <w:tcW w:type="dxa" w:w="2268"/>
+            <w:shd w:val="clear" w:color="auto" w:fill="FFFFFF"/>
+            <w:tcBorders>
+              <w:top w:val="single" w:sz="4" w:space="0" w:color="000000"/>
+              <w:left w:val="single" w:sz="4" w:space="0" w:color="000000"/>
+              <w:bottom w:val="single" w:sz="4" w:space="0" w:color="000000"/>
+              <w:right w:val="single" w:sz="4" w:space="0" w:color="000000"/>
+            </w:tcBorders>
+            <w:vAlign w:val="center"/>
+          </w:tcPr>
+          <w:p>
+            <w:pPr>
+              <w:spacing w:before="40" w:after="40"/>
+              <w:jc w:val="left"/>
+            </w:pPr>
+            <w:r>
+              <w:rPr>
+                <w:rFonts w:ascii="Adani" w:hAnsi="Adani"/>
+                <w:b w:val="0"/>
+                <w:sz w:val="18"/>
+                <w:u w:val="none"/>
+              </w:rPr>
+              <w:t>L29120MH2005PLC156795</w:t>
+            </w:r>
+          </w:p>
+        </w:tc>
+        <w:tc>
+          <w:tcPr>
+            <w:tcW w:type="dxa" w:w="4252"/>
+            <w:shd w:val="clear" w:color="auto" w:fill="FFFFFF"/>
+            <w:tcBorders>
+              <w:top w:val="single" w:sz="4" w:space="0" w:color="000000"/>
+              <w:left w:val="single" w:sz="4" w:space="0" w:color="000000"/>
+              <w:bottom w:val="single" w:sz="4" w:space="0" w:color="000000"/>
+              <w:right w:val="single" w:sz="4" w:space="0" w:color="000000"/>
+            </w:tcBorders>
+            <w:vAlign w:val="center"/>
+          </w:tcPr>
+          <w:p>
+            <w:pPr>
+              <w:spacing w:before="40" w:after="40"/>
+              <w:jc w:val="left"/>
+            </w:pPr>
+            <w:r>
+              <w:rPr>
+                <w:rFonts w:ascii="Adani" w:hAnsi="Adani"/>
+                <w:b w:val="0"/>
+                <w:sz w:val="18"/>
+                <w:u w:val="none"/>
+              </w:rPr>
+              <w:t>CAPITAL FIRST LIMITED</w:t>
+            </w:r>
+          </w:p>
+        </w:tc>
+        <w:tc>
+          <w:tcPr>
+            <w:tcW w:type="dxa" w:w="1587"/>
+            <w:shd w:val="clear" w:color="auto" w:fill="FFFFFF"/>
+            <w:tcBorders>
+              <w:top w:val="single" w:sz="4" w:space="0" w:color="000000"/>
+              <w:left w:val="single" w:sz="4" w:space="0" w:color="000000"/>
+              <w:bottom w:val="single" w:sz="4" w:space="0" w:color="000000"/>
+              <w:right w:val="single" w:sz="4" w:space="0" w:color="000000"/>
+            </w:tcBorders>
+            <w:vAlign w:val="center"/>
+          </w:tcPr>
+          <w:p>
+            <w:pPr>
+              <w:spacing w:before="40" w:after="40"/>
+              <w:jc w:val="left"/>
+            </w:pPr>
+            <w:r>
+              <w:rPr>
+                <w:rFonts w:ascii="Adani" w:hAnsi="Adani"/>
+                <w:b w:val="0"/>
+                <w:sz w:val="18"/>
+                <w:u w:val="none"/>
+              </w:rPr>
+              <w:t>Director</w:t>
+            </w:r>
+          </w:p>
+        </w:tc>
+        <w:tc>
+          <w:tcPr>
+            <w:tcW w:type="dxa" w:w="1304"/>
+            <w:shd w:val="clear" w:color="auto" w:fill="FFFFFF"/>
+            <w:tcBorders>
+              <w:top w:val="single" w:sz="4" w:space="0" w:color="000000"/>
+              <w:left w:val="single" w:sz="4" w:space="0" w:color="000000"/>
+              <w:bottom w:val="single" w:sz="4" w:space="0" w:color="000000"/>
+              <w:right w:val="single" w:sz="4" w:space="0" w:color="000000"/>
+            </w:tcBorders>
+            <w:vAlign w:val="center"/>
+          </w:tcPr>
+          <w:p>
+            <w:pPr>
+              <w:spacing w:before="40" w:after="40"/>
+              <w:jc w:val="left"/>
+            </w:pPr>
+            <w:r>
+              <w:rPr>
+                <w:rFonts w:ascii="Adani" w:hAnsi="Adani"/>
+                <w:b w:val="0"/>
+                <w:sz w:val="18"/>
+                <w:u w:val="none"/>
+              </w:rPr>
+              <w:t>06/01/2015</w:t>
             </w:r>
           </w:p>
         </w:tc>

--- a/Backend/Director_Disclosure/Output_Disclosures/2024-25/LOHANA_INTERNATIONAL_BUSINESS_FORUM/MBP-1/MBP1_DINESH_HASMUKHRAI_KANABAR_00003252.docx
+++ b/Backend/Director_Disclosure/Output_Disclosures/2024-25/LOHANA_INTERNATIONAL_BUSINESS_FORUM/MBP-1/MBP1_DINESH_HASMUKHRAI_KANABAR_00003252.docx
@@ -2556,7 +2556,7 @@
                 <w:sz w:val="18"/>
                 <w:u w:val="none"/>
               </w:rPr>
-              <w:t>Date:   15th May, 2026</w:t>
+              <w:t>Date:   27th May, 2026</w:t>
             </w:r>
           </w:p>
         </w:tc>
@@ -3593,7 +3593,7 @@
                 <w:sz w:val="18"/>
                 <w:u w:val="none"/>
               </w:rPr>
-              <w:t>Date:   15th May, 2026</w:t>
+              <w:t>Date:   27th May, 2026</w:t>
             </w:r>
           </w:p>
         </w:tc>
@@ -3754,7 +3754,7 @@
           <w:sz w:val="20"/>
           <w:u w:val="none"/>
         </w:rPr>
-        <w:t>15th May, 2026</w:t>
+        <w:t>27th May, 2026</w:t>
       </w:r>
     </w:p>
     <w:p>

--- a/Backend/Director_Disclosure/Output_Disclosures/2024-25/LOHANA_INTERNATIONAL_BUSINESS_FORUM/MBP-1/MBP1_DINESH_HASMUKHRAI_KANABAR_00003252.docx
+++ b/Backend/Director_Disclosure/Output_Disclosures/2024-25/LOHANA_INTERNATIONAL_BUSINESS_FORUM/MBP-1/MBP1_DINESH_HASMUKHRAI_KANABAR_00003252.docx
@@ -559,7 +559,7 @@
                 <w:sz w:val="18"/>
                 <w:u w:val="none"/>
               </w:rPr>
-              <w:t>Additional Director</w:t>
+              <w:t>Director</w:t>
             </w:r>
           </w:p>
         </w:tc>
@@ -615,7 +615,7 @@
                 <w:sz w:val="18"/>
                 <w:u w:val="none"/>
               </w:rPr>
-              <w:t>12/06/2025</w:t>
+              <w:t>29/07/2025</w:t>
             </w:r>
           </w:p>
         </w:tc>
@@ -646,6 +646,148 @@
                 <w:u w:val="none"/>
               </w:rPr>
               <w:t>3</w:t>
+            </w:r>
+          </w:p>
+        </w:tc>
+        <w:tc>
+          <w:tcPr>
+            <w:tcW w:type="dxa" w:w="3969"/>
+            <w:shd w:val="clear" w:color="auto" w:fill="FFFFFF"/>
+            <w:tcBorders>
+              <w:top w:val="single" w:sz="4" w:space="0" w:color="000000"/>
+              <w:left w:val="single" w:sz="4" w:space="0" w:color="000000"/>
+              <w:bottom w:val="single" w:sz="4" w:space="0" w:color="000000"/>
+              <w:right w:val="single" w:sz="4" w:space="0" w:color="000000"/>
+            </w:tcBorders>
+            <w:vAlign w:val="center"/>
+          </w:tcPr>
+          <w:p>
+            <w:pPr>
+              <w:spacing w:before="40" w:after="40"/>
+              <w:jc w:val="left"/>
+            </w:pPr>
+            <w:r>
+              <w:rPr>
+                <w:rFonts w:ascii="Adani" w:hAnsi="Adani"/>
+                <w:b w:val="0"/>
+                <w:sz w:val="18"/>
+                <w:u w:val="none"/>
+              </w:rPr>
+              <w:t>LOHANA INTERNATIONAL BUSINESS FORUM</w:t>
+            </w:r>
+          </w:p>
+        </w:tc>
+        <w:tc>
+          <w:tcPr>
+            <w:tcW w:type="dxa" w:w="1814"/>
+            <w:shd w:val="clear" w:color="auto" w:fill="FFFFFF"/>
+            <w:tcBorders>
+              <w:top w:val="single" w:sz="4" w:space="0" w:color="000000"/>
+              <w:left w:val="single" w:sz="4" w:space="0" w:color="000000"/>
+              <w:bottom w:val="single" w:sz="4" w:space="0" w:color="000000"/>
+              <w:right w:val="single" w:sz="4" w:space="0" w:color="000000"/>
+            </w:tcBorders>
+            <w:vAlign w:val="center"/>
+          </w:tcPr>
+          <w:p>
+            <w:pPr>
+              <w:spacing w:before="40" w:after="40"/>
+              <w:jc w:val="left"/>
+            </w:pPr>
+            <w:r>
+              <w:rPr>
+                <w:rFonts w:ascii="Adani" w:hAnsi="Adani"/>
+                <w:b w:val="0"/>
+                <w:sz w:val="18"/>
+                <w:u w:val="none"/>
+              </w:rPr>
+              <w:t>Director</w:t>
+            </w:r>
+          </w:p>
+        </w:tc>
+        <w:tc>
+          <w:tcPr>
+            <w:tcW w:type="dxa" w:w="1020"/>
+            <w:shd w:val="clear" w:color="auto" w:fill="FFFFFF"/>
+            <w:tcBorders>
+              <w:top w:val="single" w:sz="4" w:space="0" w:color="000000"/>
+              <w:left w:val="single" w:sz="4" w:space="0" w:color="000000"/>
+              <w:bottom w:val="single" w:sz="4" w:space="0" w:color="000000"/>
+              <w:right w:val="single" w:sz="4" w:space="0" w:color="000000"/>
+            </w:tcBorders>
+            <w:vAlign w:val="center"/>
+          </w:tcPr>
+          <w:p>
+            <w:pPr>
+              <w:spacing w:before="40" w:after="40"/>
+              <w:jc w:val="left"/>
+            </w:pPr>
+            <w:r>
+              <w:rPr>
+                <w:rFonts w:ascii="Adani" w:hAnsi="Adani"/>
+                <w:b w:val="0"/>
+                <w:sz w:val="18"/>
+                <w:u w:val="none"/>
+              </w:rPr>
+              <w:t>NIL</w:t>
+            </w:r>
+          </w:p>
+        </w:tc>
+        <w:tc>
+          <w:tcPr>
+            <w:tcW w:type="dxa" w:w="1247"/>
+            <w:shd w:val="clear" w:color="auto" w:fill="FFFFFF"/>
+            <w:tcBorders>
+              <w:top w:val="single" w:sz="4" w:space="0" w:color="000000"/>
+              <w:left w:val="single" w:sz="4" w:space="0" w:color="000000"/>
+              <w:bottom w:val="single" w:sz="4" w:space="0" w:color="000000"/>
+              <w:right w:val="single" w:sz="4" w:space="0" w:color="000000"/>
+            </w:tcBorders>
+            <w:vAlign w:val="center"/>
+          </w:tcPr>
+          <w:p>
+            <w:pPr>
+              <w:spacing w:before="40" w:after="40"/>
+              <w:jc w:val="left"/>
+            </w:pPr>
+            <w:r>
+              <w:rPr>
+                <w:rFonts w:ascii="Adani" w:hAnsi="Adani"/>
+                <w:b w:val="0"/>
+                <w:sz w:val="18"/>
+                <w:u w:val="none"/>
+              </w:rPr>
+              <w:t>30/12/2024</w:t>
+            </w:r>
+          </w:p>
+        </w:tc>
+      </w:tr>
+      <w:tr>
+        <w:tc>
+          <w:tcPr>
+            <w:tcW w:type="dxa" w:w="680"/>
+            <w:shd w:val="clear" w:color="auto" w:fill="FFFFFF"/>
+            <w:tcBorders>
+              <w:top w:val="single" w:sz="4" w:space="0" w:color="000000"/>
+              <w:left w:val="single" w:sz="4" w:space="0" w:color="000000"/>
+              <w:bottom w:val="single" w:sz="4" w:space="0" w:color="000000"/>
+              <w:right w:val="single" w:sz="4" w:space="0" w:color="000000"/>
+            </w:tcBorders>
+            <w:vAlign w:val="center"/>
+          </w:tcPr>
+          <w:p>
+            <w:pPr>
+              <w:spacing w:before="40" w:after="40"/>
+              <w:jc w:val="left"/>
+            </w:pPr>
+            <w:r>
+              <w:rPr>
+                <w:rFonts w:ascii="Adani" w:hAnsi="Adani"/>
+                <w:b w:val="0"/>
+                <w:sz w:val="18"/>
+                <w:u w:val="none"/>
+              </w:rPr>
+              <w:t>4</w:t>
             </w:r>
           </w:p>
         </w:tc>
@@ -787,7 +929,7 @@
                 <w:sz w:val="18"/>
                 <w:u w:val="none"/>
               </w:rPr>
-              <w:t>4</w:t>
+              <w:t>5</w:t>
             </w:r>
           </w:p>
         </w:tc>
@@ -815,7 +957,7 @@
                 <w:sz w:val="18"/>
                 <w:u w:val="none"/>
               </w:rPr>
-              <w:t>LOHANA INTERNATIONAL BUSINESS FORUM</w:t>
+              <w:t>PVR INOX LIMITED</w:t>
             </w:r>
           </w:p>
         </w:tc>
@@ -843,7 +985,7 @@
                 <w:sz w:val="18"/>
                 <w:u w:val="none"/>
               </w:rPr>
-              <w:t>Additional Director</w:t>
+              <w:t>Director</w:t>
             </w:r>
           </w:p>
         </w:tc>
@@ -899,7 +1041,7 @@
                 <w:sz w:val="18"/>
                 <w:u w:val="none"/>
               </w:rPr>
-              <w:t>13/07/2024</w:t>
+              <w:t>21/03/2024</w:t>
             </w:r>
           </w:p>
         </w:tc>
@@ -929,7 +1071,7 @@
                 <w:sz w:val="18"/>
                 <w:u w:val="none"/>
               </w:rPr>
-              <w:t>5</w:t>
+              <w:t>6</w:t>
             </w:r>
           </w:p>
         </w:tc>
@@ -1042,148 +1184,6 @@
                 <w:u w:val="none"/>
               </w:rPr>
               <w:t>22/02/2024</w:t>
-            </w:r>
-          </w:p>
-        </w:tc>
-      </w:tr>
-      <w:tr>
-        <w:tc>
-          <w:tcPr>
-            <w:tcW w:type="dxa" w:w="680"/>
-            <w:shd w:val="clear" w:color="auto" w:fill="FFFFFF"/>
-            <w:tcBorders>
-              <w:top w:val="single" w:sz="4" w:space="0" w:color="000000"/>
-              <w:left w:val="single" w:sz="4" w:space="0" w:color="000000"/>
-              <w:bottom w:val="single" w:sz="4" w:space="0" w:color="000000"/>
-              <w:right w:val="single" w:sz="4" w:space="0" w:color="000000"/>
-            </w:tcBorders>
-            <w:vAlign w:val="center"/>
-          </w:tcPr>
-          <w:p>
-            <w:pPr>
-              <w:spacing w:before="40" w:after="40"/>
-              <w:jc w:val="left"/>
-            </w:pPr>
-            <w:r>
-              <w:rPr>
-                <w:rFonts w:ascii="Adani" w:hAnsi="Adani"/>
-                <w:b w:val="0"/>
-                <w:sz w:val="18"/>
-                <w:u w:val="none"/>
-              </w:rPr>
-              <w:t>6</w:t>
-            </w:r>
-          </w:p>
-        </w:tc>
-        <w:tc>
-          <w:tcPr>
-            <w:tcW w:type="dxa" w:w="3969"/>
-            <w:shd w:val="clear" w:color="auto" w:fill="FFFFFF"/>
-            <w:tcBorders>
-              <w:top w:val="single" w:sz="4" w:space="0" w:color="000000"/>
-              <w:left w:val="single" w:sz="4" w:space="0" w:color="000000"/>
-              <w:bottom w:val="single" w:sz="4" w:space="0" w:color="000000"/>
-              <w:right w:val="single" w:sz="4" w:space="0" w:color="000000"/>
-            </w:tcBorders>
-            <w:vAlign w:val="center"/>
-          </w:tcPr>
-          <w:p>
-            <w:pPr>
-              <w:spacing w:before="40" w:after="40"/>
-              <w:jc w:val="left"/>
-            </w:pPr>
-            <w:r>
-              <w:rPr>
-                <w:rFonts w:ascii="Adani" w:hAnsi="Adani"/>
-                <w:b w:val="0"/>
-                <w:sz w:val="18"/>
-                <w:u w:val="none"/>
-              </w:rPr>
-              <w:t>PVR INOX LIMITED</w:t>
-            </w:r>
-          </w:p>
-        </w:tc>
-        <w:tc>
-          <w:tcPr>
-            <w:tcW w:type="dxa" w:w="1814"/>
-            <w:shd w:val="clear" w:color="auto" w:fill="FFFFFF"/>
-            <w:tcBorders>
-              <w:top w:val="single" w:sz="4" w:space="0" w:color="000000"/>
-              <w:left w:val="single" w:sz="4" w:space="0" w:color="000000"/>
-              <w:bottom w:val="single" w:sz="4" w:space="0" w:color="000000"/>
-              <w:right w:val="single" w:sz="4" w:space="0" w:color="000000"/>
-            </w:tcBorders>
-            <w:vAlign w:val="center"/>
-          </w:tcPr>
-          <w:p>
-            <w:pPr>
-              <w:spacing w:before="40" w:after="40"/>
-              <w:jc w:val="left"/>
-            </w:pPr>
-            <w:r>
-              <w:rPr>
-                <w:rFonts w:ascii="Adani" w:hAnsi="Adani"/>
-                <w:b w:val="0"/>
-                <w:sz w:val="18"/>
-                <w:u w:val="none"/>
-              </w:rPr>
-              <w:t>Additional Director</w:t>
-            </w:r>
-          </w:p>
-        </w:tc>
-        <w:tc>
-          <w:tcPr>
-            <w:tcW w:type="dxa" w:w="1020"/>
-            <w:shd w:val="clear" w:color="auto" w:fill="FFFFFF"/>
-            <w:tcBorders>
-              <w:top w:val="single" w:sz="4" w:space="0" w:color="000000"/>
-              <w:left w:val="single" w:sz="4" w:space="0" w:color="000000"/>
-              <w:bottom w:val="single" w:sz="4" w:space="0" w:color="000000"/>
-              <w:right w:val="single" w:sz="4" w:space="0" w:color="000000"/>
-            </w:tcBorders>
-            <w:vAlign w:val="center"/>
-          </w:tcPr>
-          <w:p>
-            <w:pPr>
-              <w:spacing w:before="40" w:after="40"/>
-              <w:jc w:val="left"/>
-            </w:pPr>
-            <w:r>
-              <w:rPr>
-                <w:rFonts w:ascii="Adani" w:hAnsi="Adani"/>
-                <w:b w:val="0"/>
-                <w:sz w:val="18"/>
-                <w:u w:val="none"/>
-              </w:rPr>
-              <w:t>NIL</w:t>
-            </w:r>
-          </w:p>
-        </w:tc>
-        <w:tc>
-          <w:tcPr>
-            <w:tcW w:type="dxa" w:w="1247"/>
-            <w:shd w:val="clear" w:color="auto" w:fill="FFFFFF"/>
-            <w:tcBorders>
-              <w:top w:val="single" w:sz="4" w:space="0" w:color="000000"/>
-              <w:left w:val="single" w:sz="4" w:space="0" w:color="000000"/>
-              <w:bottom w:val="single" w:sz="4" w:space="0" w:color="000000"/>
-              <w:right w:val="single" w:sz="4" w:space="0" w:color="000000"/>
-            </w:tcBorders>
-            <w:vAlign w:val="center"/>
-          </w:tcPr>
-          <w:p>
-            <w:pPr>
-              <w:spacing w:before="40" w:after="40"/>
-              <w:jc w:val="left"/>
-            </w:pPr>
-            <w:r>
-              <w:rPr>
-                <w:rFonts w:ascii="Adani" w:hAnsi="Adani"/>
-                <w:b w:val="0"/>
-                <w:sz w:val="18"/>
-                <w:u w:val="none"/>
-              </w:rPr>
-              <w:t>10/02/2024</w:t>
             </w:r>
           </w:p>
         </w:tc>
@@ -1525,148 +1525,6 @@
                 <w:sz w:val="18"/>
                 <w:u w:val="none"/>
               </w:rPr>
-              <w:t>DHSK ADVISORS PRIVATE LIMITED</w:t>
-            </w:r>
-          </w:p>
-        </w:tc>
-        <w:tc>
-          <w:tcPr>
-            <w:tcW w:type="dxa" w:w="1814"/>
-            <w:shd w:val="clear" w:color="auto" w:fill="FFFFFF"/>
-            <w:tcBorders>
-              <w:top w:val="single" w:sz="4" w:space="0" w:color="000000"/>
-              <w:left w:val="single" w:sz="4" w:space="0" w:color="000000"/>
-              <w:bottom w:val="single" w:sz="4" w:space="0" w:color="000000"/>
-              <w:right w:val="single" w:sz="4" w:space="0" w:color="000000"/>
-            </w:tcBorders>
-            <w:vAlign w:val="center"/>
-          </w:tcPr>
-          <w:p>
-            <w:pPr>
-              <w:spacing w:before="40" w:after="40"/>
-              <w:jc w:val="left"/>
-            </w:pPr>
-            <w:r>
-              <w:rPr>
-                <w:rFonts w:ascii="Adani" w:hAnsi="Adani"/>
-                <w:b w:val="0"/>
-                <w:sz w:val="18"/>
-                <w:u w:val="none"/>
-              </w:rPr>
-              <w:t>Director</w:t>
-            </w:r>
-          </w:p>
-        </w:tc>
-        <w:tc>
-          <w:tcPr>
-            <w:tcW w:type="dxa" w:w="1020"/>
-            <w:shd w:val="clear" w:color="auto" w:fill="FFFFFF"/>
-            <w:tcBorders>
-              <w:top w:val="single" w:sz="4" w:space="0" w:color="000000"/>
-              <w:left w:val="single" w:sz="4" w:space="0" w:color="000000"/>
-              <w:bottom w:val="single" w:sz="4" w:space="0" w:color="000000"/>
-              <w:right w:val="single" w:sz="4" w:space="0" w:color="000000"/>
-            </w:tcBorders>
-            <w:vAlign w:val="center"/>
-          </w:tcPr>
-          <w:p>
-            <w:pPr>
-              <w:spacing w:before="40" w:after="40"/>
-              <w:jc w:val="left"/>
-            </w:pPr>
-            <w:r>
-              <w:rPr>
-                <w:rFonts w:ascii="Adani" w:hAnsi="Adani"/>
-                <w:b w:val="0"/>
-                <w:sz w:val="18"/>
-                <w:u w:val="none"/>
-              </w:rPr>
-              <w:t>NIL</w:t>
-            </w:r>
-          </w:p>
-        </w:tc>
-        <w:tc>
-          <w:tcPr>
-            <w:tcW w:type="dxa" w:w="1247"/>
-            <w:shd w:val="clear" w:color="auto" w:fill="FFFFFF"/>
-            <w:tcBorders>
-              <w:top w:val="single" w:sz="4" w:space="0" w:color="000000"/>
-              <w:left w:val="single" w:sz="4" w:space="0" w:color="000000"/>
-              <w:bottom w:val="single" w:sz="4" w:space="0" w:color="000000"/>
-              <w:right w:val="single" w:sz="4" w:space="0" w:color="000000"/>
-            </w:tcBorders>
-            <w:vAlign w:val="center"/>
-          </w:tcPr>
-          <w:p>
-            <w:pPr>
-              <w:spacing w:before="40" w:after="40"/>
-              <w:jc w:val="left"/>
-            </w:pPr>
-            <w:r>
-              <w:rPr>
-                <w:rFonts w:ascii="Adani" w:hAnsi="Adani"/>
-                <w:b w:val="0"/>
-                <w:sz w:val="18"/>
-                <w:u w:val="none"/>
-              </w:rPr>
-              <w:t>29/04/2022</w:t>
-            </w:r>
-          </w:p>
-        </w:tc>
-      </w:tr>
-      <w:tr>
-        <w:tc>
-          <w:tcPr>
-            <w:tcW w:type="dxa" w:w="680"/>
-            <w:shd w:val="clear" w:color="auto" w:fill="FFFFFF"/>
-            <w:tcBorders>
-              <w:top w:val="single" w:sz="4" w:space="0" w:color="000000"/>
-              <w:left w:val="single" w:sz="4" w:space="0" w:color="000000"/>
-              <w:bottom w:val="single" w:sz="4" w:space="0" w:color="000000"/>
-              <w:right w:val="single" w:sz="4" w:space="0" w:color="000000"/>
-            </w:tcBorders>
-            <w:vAlign w:val="center"/>
-          </w:tcPr>
-          <w:p>
-            <w:pPr>
-              <w:spacing w:before="40" w:after="40"/>
-              <w:jc w:val="left"/>
-            </w:pPr>
-            <w:r>
-              <w:rPr>
-                <w:rFonts w:ascii="Adani" w:hAnsi="Adani"/>
-                <w:b w:val="0"/>
-                <w:sz w:val="18"/>
-                <w:u w:val="none"/>
-              </w:rPr>
-              <w:t>10</w:t>
-            </w:r>
-          </w:p>
-        </w:tc>
-        <w:tc>
-          <w:tcPr>
-            <w:tcW w:type="dxa" w:w="3969"/>
-            <w:shd w:val="clear" w:color="auto" w:fill="FFFFFF"/>
-            <w:tcBorders>
-              <w:top w:val="single" w:sz="4" w:space="0" w:color="000000"/>
-              <w:left w:val="single" w:sz="4" w:space="0" w:color="000000"/>
-              <w:bottom w:val="single" w:sz="4" w:space="0" w:color="000000"/>
-              <w:right w:val="single" w:sz="4" w:space="0" w:color="000000"/>
-            </w:tcBorders>
-            <w:vAlign w:val="center"/>
-          </w:tcPr>
-          <w:p>
-            <w:pPr>
-              <w:spacing w:before="40" w:after="40"/>
-              <w:jc w:val="left"/>
-            </w:pPr>
-            <w:r>
-              <w:rPr>
-                <w:rFonts w:ascii="Adani" w:hAnsi="Adani"/>
-                <w:b w:val="0"/>
-                <w:sz w:val="18"/>
-                <w:u w:val="none"/>
-              </w:rPr>
               <w:t>ADANI GREEN ENERGY LIMITED</w:t>
             </w:r>
           </w:p>
@@ -1781,7 +1639,7 @@
                 <w:sz w:val="18"/>
                 <w:u w:val="none"/>
               </w:rPr>
-              <w:t>11</w:t>
+              <w:t>10</w:t>
             </w:r>
           </w:p>
         </w:tc>
@@ -1923,7 +1781,7 @@
                 <w:sz w:val="18"/>
                 <w:u w:val="none"/>
               </w:rPr>
-              <w:t>12</w:t>
+              <w:t>11</w:t>
             </w:r>
           </w:p>
         </w:tc>
@@ -2065,149 +1923,7 @@
                 <w:sz w:val="18"/>
                 <w:u w:val="none"/>
               </w:rPr>
-              <w:t>13</w:t>
-            </w:r>
-          </w:p>
-        </w:tc>
-        <w:tc>
-          <w:tcPr>
-            <w:tcW w:type="dxa" w:w="3969"/>
-            <w:shd w:val="clear" w:color="auto" w:fill="FFFFFF"/>
-            <w:tcBorders>
-              <w:top w:val="single" w:sz="4" w:space="0" w:color="000000"/>
-              <w:left w:val="single" w:sz="4" w:space="0" w:color="000000"/>
-              <w:bottom w:val="single" w:sz="4" w:space="0" w:color="000000"/>
-              <w:right w:val="single" w:sz="4" w:space="0" w:color="000000"/>
-            </w:tcBorders>
-            <w:vAlign w:val="center"/>
-          </w:tcPr>
-          <w:p>
-            <w:pPr>
-              <w:spacing w:before="40" w:after="40"/>
-              <w:jc w:val="left"/>
-            </w:pPr>
-            <w:r>
-              <w:rPr>
-                <w:rFonts w:ascii="Adani" w:hAnsi="Adani"/>
-                <w:b w:val="0"/>
-                <w:sz w:val="18"/>
-                <w:u w:val="none"/>
-              </w:rPr>
-              <w:t>CAPITAL FIRST LIMITED</w:t>
-            </w:r>
-          </w:p>
-        </w:tc>
-        <w:tc>
-          <w:tcPr>
-            <w:tcW w:type="dxa" w:w="1814"/>
-            <w:shd w:val="clear" w:color="auto" w:fill="FFFFFF"/>
-            <w:tcBorders>
-              <w:top w:val="single" w:sz="4" w:space="0" w:color="000000"/>
-              <w:left w:val="single" w:sz="4" w:space="0" w:color="000000"/>
-              <w:bottom w:val="single" w:sz="4" w:space="0" w:color="000000"/>
-              <w:right w:val="single" w:sz="4" w:space="0" w:color="000000"/>
-            </w:tcBorders>
-            <w:vAlign w:val="center"/>
-          </w:tcPr>
-          <w:p>
-            <w:pPr>
-              <w:spacing w:before="40" w:after="40"/>
-              <w:jc w:val="left"/>
-            </w:pPr>
-            <w:r>
-              <w:rPr>
-                <w:rFonts w:ascii="Adani" w:hAnsi="Adani"/>
-                <w:b w:val="0"/>
-                <w:sz w:val="18"/>
-                <w:u w:val="none"/>
-              </w:rPr>
-              <w:t>Director</w:t>
-            </w:r>
-          </w:p>
-        </w:tc>
-        <w:tc>
-          <w:tcPr>
-            <w:tcW w:type="dxa" w:w="1020"/>
-            <w:shd w:val="clear" w:color="auto" w:fill="FFFFFF"/>
-            <w:tcBorders>
-              <w:top w:val="single" w:sz="4" w:space="0" w:color="000000"/>
-              <w:left w:val="single" w:sz="4" w:space="0" w:color="000000"/>
-              <w:bottom w:val="single" w:sz="4" w:space="0" w:color="000000"/>
-              <w:right w:val="single" w:sz="4" w:space="0" w:color="000000"/>
-            </w:tcBorders>
-            <w:vAlign w:val="center"/>
-          </w:tcPr>
-          <w:p>
-            <w:pPr>
-              <w:spacing w:before="40" w:after="40"/>
-              <w:jc w:val="left"/>
-            </w:pPr>
-            <w:r>
-              <w:rPr>
-                <w:rFonts w:ascii="Adani" w:hAnsi="Adani"/>
-                <w:b w:val="0"/>
-                <w:sz w:val="18"/>
-                <w:u w:val="none"/>
-              </w:rPr>
-              <w:t>NIL</w:t>
-            </w:r>
-          </w:p>
-        </w:tc>
-        <w:tc>
-          <w:tcPr>
-            <w:tcW w:type="dxa" w:w="1247"/>
-            <w:shd w:val="clear" w:color="auto" w:fill="FFFFFF"/>
-            <w:tcBorders>
-              <w:top w:val="single" w:sz="4" w:space="0" w:color="000000"/>
-              <w:left w:val="single" w:sz="4" w:space="0" w:color="000000"/>
-              <w:bottom w:val="single" w:sz="4" w:space="0" w:color="000000"/>
-              <w:right w:val="single" w:sz="4" w:space="0" w:color="000000"/>
-            </w:tcBorders>
-            <w:vAlign w:val="center"/>
-          </w:tcPr>
-          <w:p>
-            <w:pPr>
-              <w:spacing w:before="40" w:after="40"/>
-              <w:jc w:val="left"/>
-            </w:pPr>
-            <w:r>
-              <w:rPr>
-                <w:rFonts w:ascii="Adani" w:hAnsi="Adani"/>
-                <w:b w:val="0"/>
-                <w:sz w:val="18"/>
-                <w:u w:val="none"/>
-              </w:rPr>
-              <w:t>06/01/2015</w:t>
-            </w:r>
-          </w:p>
-        </w:tc>
-      </w:tr>
-      <w:tr>
-        <w:tc>
-          <w:tcPr>
-            <w:tcW w:type="dxa" w:w="680"/>
-            <w:shd w:val="clear" w:color="auto" w:fill="FFFFFF"/>
-            <w:tcBorders>
-              <w:top w:val="single" w:sz="4" w:space="0" w:color="000000"/>
-              <w:left w:val="single" w:sz="4" w:space="0" w:color="000000"/>
-              <w:bottom w:val="single" w:sz="4" w:space="0" w:color="000000"/>
-              <w:right w:val="single" w:sz="4" w:space="0" w:color="000000"/>
-            </w:tcBorders>
-            <w:vAlign w:val="center"/>
-          </w:tcPr>
-          <w:p>
-            <w:pPr>
-              <w:spacing w:before="40" w:after="40"/>
-              <w:jc w:val="left"/>
-            </w:pPr>
-            <w:r>
-              <w:rPr>
-                <w:rFonts w:ascii="Adani" w:hAnsi="Adani"/>
-                <w:b w:val="0"/>
-                <w:sz w:val="18"/>
-                <w:u w:val="none"/>
-              </w:rPr>
-              <w:t>14</w:t>
+              <w:t>12</w:t>
             </w:r>
           </w:p>
         </w:tc>
@@ -2556,7 +2272,7 @@
                 <w:sz w:val="18"/>
                 <w:u w:val="none"/>
               </w:rPr>
-              <w:t>Date:   27th May, 2026</w:t>
+              <w:t>Date:   09th June, 2026</w:t>
             </w:r>
           </w:p>
         </w:tc>
@@ -3593,7 +3309,7 @@
                 <w:sz w:val="18"/>
                 <w:u w:val="none"/>
               </w:rPr>
-              <w:t>Date:   27th May, 2026</w:t>
+              <w:t>Date:   09th June, 2026</w:t>
             </w:r>
           </w:p>
         </w:tc>
@@ -3754,7 +3470,7 @@
           <w:sz w:val="20"/>
           <w:u w:val="none"/>
         </w:rPr>
-        <w:t>27th May, 2026</w:t>
+        <w:t>09th June, 2026</w:t>
       </w:r>
     </w:p>
     <w:p>
@@ -3829,6 +3545,21 @@
           <w:sz w:val="20"/>
           <w:u w:val="none"/>
         </w:rPr>
+        <w:t>LOHANA INTERNATIONAL BUSINESS FORUM</w:t>
+      </w:r>
+    </w:p>
+    <w:p>
+      <w:pPr>
+        <w:spacing w:before="0" w:after="20"/>
+        <w:jc w:val="left"/>
+      </w:pPr>
+      <w:r>
+        <w:rPr>
+          <w:rFonts w:ascii="Adani" w:hAnsi="Adani"/>
+          <w:b/>
+          <w:sz w:val="20"/>
+          <w:u w:val="none"/>
+        </w:rPr>
         <w:t>FINANCE INDUSTRY DEVELOPMENT COUNCIL</w:t>
       </w:r>
     </w:p>
@@ -3844,7 +3575,7 @@
           <w:sz w:val="20"/>
           <w:u w:val="none"/>
         </w:rPr>
-        <w:t>LOHANA INTERNATIONAL BUSINESS FORUM</w:t>
+        <w:t>PVR INOX LIMITED</w:t>
       </w:r>
     </w:p>
     <w:p>
@@ -3860,21 +3591,6 @@
           <w:u w:val="none"/>
         </w:rPr>
         <w:t>DHRUVA ADVISORS INDIA PRIVATE LIMITED</w:t>
-      </w:r>
-    </w:p>
-    <w:p>
-      <w:pPr>
-        <w:spacing w:before="0" w:after="20"/>
-        <w:jc w:val="left"/>
-      </w:pPr>
-      <w:r>
-        <w:rPr>
-          <w:rFonts w:ascii="Adani" w:hAnsi="Adani"/>
-          <w:b/>
-          <w:sz w:val="20"/>
-          <w:u w:val="none"/>
-        </w:rPr>
-        <w:t>PVR INOX LIMITED</w:t>
       </w:r>
     </w:p>
     <w:p>
@@ -3905,21 +3621,6 @@
           <w:u w:val="none"/>
         </w:rPr>
         <w:t>DHRUVA ADVISOR IFSC LLP</w:t>
-      </w:r>
-    </w:p>
-    <w:p>
-      <w:pPr>
-        <w:spacing w:before="0" w:after="20"/>
-        <w:jc w:val="left"/>
-      </w:pPr>
-      <w:r>
-        <w:rPr>
-          <w:rFonts w:ascii="Adani" w:hAnsi="Adani"/>
-          <w:b/>
-          <w:sz w:val="20"/>
-          <w:u w:val="none"/>
-        </w:rPr>
-        <w:t>DHSK ADVISORS PRIVATE LIMITED</w:t>
       </w:r>
     </w:p>
     <w:p>
@@ -3965,21 +3666,6 @@
           <w:u w:val="none"/>
         </w:rPr>
         <w:t>DREAM CITY PROPERTIES LLP</w:t>
-      </w:r>
-    </w:p>
-    <w:p>
-      <w:pPr>
-        <w:spacing w:before="0" w:after="20"/>
-        <w:jc w:val="left"/>
-      </w:pPr>
-      <w:r>
-        <w:rPr>
-          <w:rFonts w:ascii="Adani" w:hAnsi="Adani"/>
-          <w:b/>
-          <w:sz w:val="20"/>
-          <w:u w:val="none"/>
-        </w:rPr>
-        <w:t>CAPITAL FIRST LIMITED</w:t>
       </w:r>
     </w:p>
     <w:p>
@@ -4070,7 +3756,7 @@
           <w:sz w:val="20"/>
           <w:u w:val="none"/>
         </w:rPr>
-        <w:t>FINANCE INDUSTRY DEVELOPMENT COUNCIL</w:t>
+        <w:t>LOHANA INTERNATIONAL BUSINESS FORUM</w:t>
       </w:r>
     </w:p>
     <w:p>
@@ -4085,7 +3771,7 @@
           <w:sz w:val="20"/>
           <w:u w:val="none"/>
         </w:rPr>
-        <w:t>LOHANA INTERNATIONAL BUSINESS FORUM</w:t>
+        <w:t>FINANCE INDUSTRY DEVELOPMENT COUNCIL</w:t>
       </w:r>
     </w:p>
     <w:p>
@@ -4190,21 +3876,6 @@
           <w:sz w:val="20"/>
           <w:u w:val="none"/>
         </w:rPr>
-        <w:t>CAPITAL FIRST LIMITED</w:t>
-      </w:r>
-    </w:p>
-    <w:p>
-      <w:pPr>
-        <w:spacing w:before="0" w:after="20"/>
-        <w:jc w:val="left"/>
-      </w:pPr>
-      <w:r>
-        <w:rPr>
-          <w:rFonts w:ascii="Adani" w:hAnsi="Adani"/>
-          <w:b w:val="0"/>
-          <w:sz w:val="20"/>
-          <w:u w:val="none"/>
-        </w:rPr>
         <w:t>ROVER SERVICES LLP</w:t>
       </w:r>
     </w:p>
@@ -4286,21 +3957,6 @@
           <w:u w:val="none"/>
         </w:rPr>
         <w:t>DHRUVA ADVISORS INDIA PRIVATE LIMITED</w:t>
-      </w:r>
-    </w:p>
-    <w:p>
-      <w:pPr>
-        <w:spacing w:before="0" w:after="20"/>
-        <w:jc w:val="left"/>
-      </w:pPr>
-      <w:r>
-        <w:rPr>
-          <w:rFonts w:ascii="Adani" w:hAnsi="Adani"/>
-          <w:b w:val="0"/>
-          <w:sz w:val="20"/>
-          <w:u w:val="none"/>
-        </w:rPr>
-        <w:t>DHSK ADVISORS PRIVATE LIMITED</w:t>
       </w:r>
     </w:p>
     <w:p/>
@@ -5058,7 +4714,7 @@
                 <w:sz w:val="18"/>
                 <w:u w:val="none"/>
               </w:rPr>
-              <w:t>14</w:t>
+              <w:t>12</w:t>
             </w:r>
           </w:p>
         </w:tc>
@@ -5401,7 +5057,7 @@
                 <w:sz w:val="18"/>
                 <w:u w:val="none"/>
               </w:rPr>
-              <w:t>Additional Director</w:t>
+              <w:t>Director</w:t>
             </w:r>
           </w:p>
         </w:tc>
@@ -5429,7 +5085,121 @@
                 <w:sz w:val="18"/>
                 <w:u w:val="none"/>
               </w:rPr>
-              <w:t>12/06/2025</w:t>
+              <w:t>29/07/2025</w:t>
+            </w:r>
+          </w:p>
+        </w:tc>
+      </w:tr>
+      <w:tr>
+        <w:tc>
+          <w:tcPr>
+            <w:tcW w:type="dxa" w:w="2268"/>
+            <w:shd w:val="clear" w:color="auto" w:fill="FFFFFF"/>
+            <w:tcBorders>
+              <w:top w:val="single" w:sz="4" w:space="0" w:color="000000"/>
+              <w:left w:val="single" w:sz="4" w:space="0" w:color="000000"/>
+              <w:bottom w:val="single" w:sz="4" w:space="0" w:color="000000"/>
+              <w:right w:val="single" w:sz="4" w:space="0" w:color="000000"/>
+            </w:tcBorders>
+            <w:vAlign w:val="center"/>
+          </w:tcPr>
+          <w:p>
+            <w:pPr>
+              <w:spacing w:before="40" w:after="40"/>
+              <w:jc w:val="left"/>
+            </w:pPr>
+            <w:r>
+              <w:rPr>
+                <w:rFonts w:ascii="Adani" w:hAnsi="Adani"/>
+                <w:b w:val="0"/>
+                <w:sz w:val="18"/>
+                <w:u w:val="none"/>
+              </w:rPr>
+              <w:t>U94990MH2023NPL410441</w:t>
+            </w:r>
+          </w:p>
+        </w:tc>
+        <w:tc>
+          <w:tcPr>
+            <w:tcW w:type="dxa" w:w="4252"/>
+            <w:shd w:val="clear" w:color="auto" w:fill="FFFFFF"/>
+            <w:tcBorders>
+              <w:top w:val="single" w:sz="4" w:space="0" w:color="000000"/>
+              <w:left w:val="single" w:sz="4" w:space="0" w:color="000000"/>
+              <w:bottom w:val="single" w:sz="4" w:space="0" w:color="000000"/>
+              <w:right w:val="single" w:sz="4" w:space="0" w:color="000000"/>
+            </w:tcBorders>
+            <w:vAlign w:val="center"/>
+          </w:tcPr>
+          <w:p>
+            <w:pPr>
+              <w:spacing w:before="40" w:after="40"/>
+              <w:jc w:val="left"/>
+            </w:pPr>
+            <w:r>
+              <w:rPr>
+                <w:rFonts w:ascii="Adani" w:hAnsi="Adani"/>
+                <w:b w:val="0"/>
+                <w:sz w:val="18"/>
+                <w:u w:val="none"/>
+              </w:rPr>
+              <w:t>LOHANA INTERNATIONAL BUSINESS FORUM</w:t>
+            </w:r>
+          </w:p>
+        </w:tc>
+        <w:tc>
+          <w:tcPr>
+            <w:tcW w:type="dxa" w:w="1587"/>
+            <w:shd w:val="clear" w:color="auto" w:fill="FFFFFF"/>
+            <w:tcBorders>
+              <w:top w:val="single" w:sz="4" w:space="0" w:color="000000"/>
+              <w:left w:val="single" w:sz="4" w:space="0" w:color="000000"/>
+              <w:bottom w:val="single" w:sz="4" w:space="0" w:color="000000"/>
+              <w:right w:val="single" w:sz="4" w:space="0" w:color="000000"/>
+            </w:tcBorders>
+            <w:vAlign w:val="center"/>
+          </w:tcPr>
+          <w:p>
+            <w:pPr>
+              <w:spacing w:before="40" w:after="40"/>
+              <w:jc w:val="left"/>
+            </w:pPr>
+            <w:r>
+              <w:rPr>
+                <w:rFonts w:ascii="Adani" w:hAnsi="Adani"/>
+                <w:b w:val="0"/>
+                <w:sz w:val="18"/>
+                <w:u w:val="none"/>
+              </w:rPr>
+              <w:t>Director</w:t>
+            </w:r>
+          </w:p>
+        </w:tc>
+        <w:tc>
+          <w:tcPr>
+            <w:tcW w:type="dxa" w:w="1304"/>
+            <w:shd w:val="clear" w:color="auto" w:fill="FFFFFF"/>
+            <w:tcBorders>
+              <w:top w:val="single" w:sz="4" w:space="0" w:color="000000"/>
+              <w:left w:val="single" w:sz="4" w:space="0" w:color="000000"/>
+              <w:bottom w:val="single" w:sz="4" w:space="0" w:color="000000"/>
+              <w:right w:val="single" w:sz="4" w:space="0" w:color="000000"/>
+            </w:tcBorders>
+            <w:vAlign w:val="center"/>
+          </w:tcPr>
+          <w:p>
+            <w:pPr>
+              <w:spacing w:before="40" w:after="40"/>
+              <w:jc w:val="left"/>
+            </w:pPr>
+            <w:r>
+              <w:rPr>
+                <w:rFonts w:ascii="Adani" w:hAnsi="Adani"/>
+                <w:b w:val="0"/>
+                <w:sz w:val="18"/>
+                <w:u w:val="none"/>
+              </w:rPr>
+              <w:t>30/12/2024</w:t>
             </w:r>
           </w:p>
         </w:tc>
@@ -5573,7 +5343,7 @@
                 <w:sz w:val="18"/>
                 <w:u w:val="none"/>
               </w:rPr>
-              <w:t>U94990MH2023NPL410441</w:t>
+              <w:t>L74899MH1995PLC387971</w:t>
             </w:r>
           </w:p>
         </w:tc>
@@ -5601,7 +5371,7 @@
                 <w:sz w:val="18"/>
                 <w:u w:val="none"/>
               </w:rPr>
-              <w:t>LOHANA INTERNATIONAL BUSINESS FORUM</w:t>
+              <w:t>PVR INOX LIMITED</w:t>
             </w:r>
           </w:p>
         </w:tc>
@@ -5629,7 +5399,7 @@
                 <w:sz w:val="18"/>
                 <w:u w:val="none"/>
               </w:rPr>
-              <w:t>Additional Director</w:t>
+              <w:t>Director</w:t>
             </w:r>
           </w:p>
         </w:tc>
@@ -5657,7 +5427,7 @@
                 <w:sz w:val="18"/>
                 <w:u w:val="none"/>
               </w:rPr>
-              <w:t>13/07/2024</w:t>
+              <w:t>21/03/2024</w:t>
             </w:r>
           </w:p>
         </w:tc>
@@ -5772,120 +5542,6 @@
                 <w:u w:val="none"/>
               </w:rPr>
               <w:t>22/02/2024</w:t>
-            </w:r>
-          </w:p>
-        </w:tc>
-      </w:tr>
-      <w:tr>
-        <w:tc>
-          <w:tcPr>
-            <w:tcW w:type="dxa" w:w="2268"/>
-            <w:shd w:val="clear" w:color="auto" w:fill="FFFFFF"/>
-            <w:tcBorders>
-              <w:top w:val="single" w:sz="4" w:space="0" w:color="000000"/>
-              <w:left w:val="single" w:sz="4" w:space="0" w:color="000000"/>
-              <w:bottom w:val="single" w:sz="4" w:space="0" w:color="000000"/>
-              <w:right w:val="single" w:sz="4" w:space="0" w:color="000000"/>
-            </w:tcBorders>
-            <w:vAlign w:val="center"/>
-          </w:tcPr>
-          <w:p>
-            <w:pPr>
-              <w:spacing w:before="40" w:after="40"/>
-              <w:jc w:val="left"/>
-            </w:pPr>
-            <w:r>
-              <w:rPr>
-                <w:rFonts w:ascii="Adani" w:hAnsi="Adani"/>
-                <w:b w:val="0"/>
-                <w:sz w:val="18"/>
-                <w:u w:val="none"/>
-              </w:rPr>
-              <w:t>L74899MH1995PLC387971</w:t>
-            </w:r>
-          </w:p>
-        </w:tc>
-        <w:tc>
-          <w:tcPr>
-            <w:tcW w:type="dxa" w:w="4252"/>
-            <w:shd w:val="clear" w:color="auto" w:fill="FFFFFF"/>
-            <w:tcBorders>
-              <w:top w:val="single" w:sz="4" w:space="0" w:color="000000"/>
-              <w:left w:val="single" w:sz="4" w:space="0" w:color="000000"/>
-              <w:bottom w:val="single" w:sz="4" w:space="0" w:color="000000"/>
-              <w:right w:val="single" w:sz="4" w:space="0" w:color="000000"/>
-            </w:tcBorders>
-            <w:vAlign w:val="center"/>
-          </w:tcPr>
-          <w:p>
-            <w:pPr>
-              <w:spacing w:before="40" w:after="40"/>
-              <w:jc w:val="left"/>
-            </w:pPr>
-            <w:r>
-              <w:rPr>
-                <w:rFonts w:ascii="Adani" w:hAnsi="Adani"/>
-                <w:b w:val="0"/>
-                <w:sz w:val="18"/>
-                <w:u w:val="none"/>
-              </w:rPr>
-              <w:t>PVR INOX LIMITED</w:t>
-            </w:r>
-          </w:p>
-        </w:tc>
-        <w:tc>
-          <w:tcPr>
-            <w:tcW w:type="dxa" w:w="1587"/>
-            <w:shd w:val="clear" w:color="auto" w:fill="FFFFFF"/>
-            <w:tcBorders>
-              <w:top w:val="single" w:sz="4" w:space="0" w:color="000000"/>
-              <w:left w:val="single" w:sz="4" w:space="0" w:color="000000"/>
-              <w:bottom w:val="single" w:sz="4" w:space="0" w:color="000000"/>
-              <w:right w:val="single" w:sz="4" w:space="0" w:color="000000"/>
-            </w:tcBorders>
-            <w:vAlign w:val="center"/>
-          </w:tcPr>
-          <w:p>
-            <w:pPr>
-              <w:spacing w:before="40" w:after="40"/>
-              <w:jc w:val="left"/>
-            </w:pPr>
-            <w:r>
-              <w:rPr>
-                <w:rFonts w:ascii="Adani" w:hAnsi="Adani"/>
-                <w:b w:val="0"/>
-                <w:sz w:val="18"/>
-                <w:u w:val="none"/>
-              </w:rPr>
-              <w:t>Additional Director</w:t>
-            </w:r>
-          </w:p>
-        </w:tc>
-        <w:tc>
-          <w:tcPr>
-            <w:tcW w:type="dxa" w:w="1304"/>
-            <w:shd w:val="clear" w:color="auto" w:fill="FFFFFF"/>
-            <w:tcBorders>
-              <w:top w:val="single" w:sz="4" w:space="0" w:color="000000"/>
-              <w:left w:val="single" w:sz="4" w:space="0" w:color="000000"/>
-              <w:bottom w:val="single" w:sz="4" w:space="0" w:color="000000"/>
-              <w:right w:val="single" w:sz="4" w:space="0" w:color="000000"/>
-            </w:tcBorders>
-            <w:vAlign w:val="center"/>
-          </w:tcPr>
-          <w:p>
-            <w:pPr>
-              <w:spacing w:before="40" w:after="40"/>
-              <w:jc w:val="left"/>
-            </w:pPr>
-            <w:r>
-              <w:rPr>
-                <w:rFonts w:ascii="Adani" w:hAnsi="Adani"/>
-                <w:b w:val="0"/>
-                <w:sz w:val="18"/>
-                <w:u w:val="none"/>
-              </w:rPr>
-              <w:t>10/02/2024</w:t>
             </w:r>
           </w:p>
         </w:tc>
@@ -6114,120 +5770,6 @@
                 <w:u w:val="none"/>
               </w:rPr>
               <w:t>29/12/2023</w:t>
-            </w:r>
-          </w:p>
-        </w:tc>
-      </w:tr>
-      <w:tr>
-        <w:tc>
-          <w:tcPr>
-            <w:tcW w:type="dxa" w:w="2268"/>
-            <w:shd w:val="clear" w:color="auto" w:fill="FFFFFF"/>
-            <w:tcBorders>
-              <w:top w:val="single" w:sz="4" w:space="0" w:color="000000"/>
-              <w:left w:val="single" w:sz="4" w:space="0" w:color="000000"/>
-              <w:bottom w:val="single" w:sz="4" w:space="0" w:color="000000"/>
-              <w:right w:val="single" w:sz="4" w:space="0" w:color="000000"/>
-            </w:tcBorders>
-            <w:vAlign w:val="center"/>
-          </w:tcPr>
-          <w:p>
-            <w:pPr>
-              <w:spacing w:before="40" w:after="40"/>
-              <w:jc w:val="left"/>
-            </w:pPr>
-            <w:r>
-              <w:rPr>
-                <w:rFonts w:ascii="Adani" w:hAnsi="Adani"/>
-                <w:b w:val="0"/>
-                <w:sz w:val="18"/>
-                <w:u w:val="none"/>
-              </w:rPr>
-              <w:t>U67100MH2007PTC169938</w:t>
-            </w:r>
-          </w:p>
-        </w:tc>
-        <w:tc>
-          <w:tcPr>
-            <w:tcW w:type="dxa" w:w="4252"/>
-            <w:shd w:val="clear" w:color="auto" w:fill="FFFFFF"/>
-            <w:tcBorders>
-              <w:top w:val="single" w:sz="4" w:space="0" w:color="000000"/>
-              <w:left w:val="single" w:sz="4" w:space="0" w:color="000000"/>
-              <w:bottom w:val="single" w:sz="4" w:space="0" w:color="000000"/>
-              <w:right w:val="single" w:sz="4" w:space="0" w:color="000000"/>
-            </w:tcBorders>
-            <w:vAlign w:val="center"/>
-          </w:tcPr>
-          <w:p>
-            <w:pPr>
-              <w:spacing w:before="40" w:after="40"/>
-              <w:jc w:val="left"/>
-            </w:pPr>
-            <w:r>
-              <w:rPr>
-                <w:rFonts w:ascii="Adani" w:hAnsi="Adani"/>
-                <w:b w:val="0"/>
-                <w:sz w:val="18"/>
-                <w:u w:val="none"/>
-              </w:rPr>
-              <w:t>DHSK ADVISORS PRIVATE LIMITED</w:t>
-            </w:r>
-          </w:p>
-        </w:tc>
-        <w:tc>
-          <w:tcPr>
-            <w:tcW w:type="dxa" w:w="1587"/>
-            <w:shd w:val="clear" w:color="auto" w:fill="FFFFFF"/>
-            <w:tcBorders>
-              <w:top w:val="single" w:sz="4" w:space="0" w:color="000000"/>
-              <w:left w:val="single" w:sz="4" w:space="0" w:color="000000"/>
-              <w:bottom w:val="single" w:sz="4" w:space="0" w:color="000000"/>
-              <w:right w:val="single" w:sz="4" w:space="0" w:color="000000"/>
-            </w:tcBorders>
-            <w:vAlign w:val="center"/>
-          </w:tcPr>
-          <w:p>
-            <w:pPr>
-              <w:spacing w:before="40" w:after="40"/>
-              <w:jc w:val="left"/>
-            </w:pPr>
-            <w:r>
-              <w:rPr>
-                <w:rFonts w:ascii="Adani" w:hAnsi="Adani"/>
-                <w:b w:val="0"/>
-                <w:sz w:val="18"/>
-                <w:u w:val="none"/>
-              </w:rPr>
-              <w:t>Director</w:t>
-            </w:r>
-          </w:p>
-        </w:tc>
-        <w:tc>
-          <w:tcPr>
-            <w:tcW w:type="dxa" w:w="1304"/>
-            <w:shd w:val="clear" w:color="auto" w:fill="FFFFFF"/>
-            <w:tcBorders>
-              <w:top w:val="single" w:sz="4" w:space="0" w:color="000000"/>
-              <w:left w:val="single" w:sz="4" w:space="0" w:color="000000"/>
-              <w:bottom w:val="single" w:sz="4" w:space="0" w:color="000000"/>
-              <w:right w:val="single" w:sz="4" w:space="0" w:color="000000"/>
-            </w:tcBorders>
-            <w:vAlign w:val="center"/>
-          </w:tcPr>
-          <w:p>
-            <w:pPr>
-              <w:spacing w:before="40" w:after="40"/>
-              <w:jc w:val="left"/>
-            </w:pPr>
-            <w:r>
-              <w:rPr>
-                <w:rFonts w:ascii="Adani" w:hAnsi="Adani"/>
-                <w:b w:val="0"/>
-                <w:sz w:val="18"/>
-                <w:u w:val="none"/>
-              </w:rPr>
-              <w:t>29/04/2022</w:t>
             </w:r>
           </w:p>
         </w:tc>
@@ -6599,120 +6141,6 @@
                 <w:sz w:val="18"/>
                 <w:u w:val="none"/>
               </w:rPr>
-              <w:t>L29120MH2005PLC156795</w:t>
-            </w:r>
-          </w:p>
-        </w:tc>
-        <w:tc>
-          <w:tcPr>
-            <w:tcW w:type="dxa" w:w="4252"/>
-            <w:shd w:val="clear" w:color="auto" w:fill="FFFFFF"/>
-            <w:tcBorders>
-              <w:top w:val="single" w:sz="4" w:space="0" w:color="000000"/>
-              <w:left w:val="single" w:sz="4" w:space="0" w:color="000000"/>
-              <w:bottom w:val="single" w:sz="4" w:space="0" w:color="000000"/>
-              <w:right w:val="single" w:sz="4" w:space="0" w:color="000000"/>
-            </w:tcBorders>
-            <w:vAlign w:val="center"/>
-          </w:tcPr>
-          <w:p>
-            <w:pPr>
-              <w:spacing w:before="40" w:after="40"/>
-              <w:jc w:val="left"/>
-            </w:pPr>
-            <w:r>
-              <w:rPr>
-                <w:rFonts w:ascii="Adani" w:hAnsi="Adani"/>
-                <w:b w:val="0"/>
-                <w:sz w:val="18"/>
-                <w:u w:val="none"/>
-              </w:rPr>
-              <w:t>CAPITAL FIRST LIMITED</w:t>
-            </w:r>
-          </w:p>
-        </w:tc>
-        <w:tc>
-          <w:tcPr>
-            <w:tcW w:type="dxa" w:w="1587"/>
-            <w:shd w:val="clear" w:color="auto" w:fill="FFFFFF"/>
-            <w:tcBorders>
-              <w:top w:val="single" w:sz="4" w:space="0" w:color="000000"/>
-              <w:left w:val="single" w:sz="4" w:space="0" w:color="000000"/>
-              <w:bottom w:val="single" w:sz="4" w:space="0" w:color="000000"/>
-              <w:right w:val="single" w:sz="4" w:space="0" w:color="000000"/>
-            </w:tcBorders>
-            <w:vAlign w:val="center"/>
-          </w:tcPr>
-          <w:p>
-            <w:pPr>
-              <w:spacing w:before="40" w:after="40"/>
-              <w:jc w:val="left"/>
-            </w:pPr>
-            <w:r>
-              <w:rPr>
-                <w:rFonts w:ascii="Adani" w:hAnsi="Adani"/>
-                <w:b w:val="0"/>
-                <w:sz w:val="18"/>
-                <w:u w:val="none"/>
-              </w:rPr>
-              <w:t>Director</w:t>
-            </w:r>
-          </w:p>
-        </w:tc>
-        <w:tc>
-          <w:tcPr>
-            <w:tcW w:type="dxa" w:w="1304"/>
-            <w:shd w:val="clear" w:color="auto" w:fill="FFFFFF"/>
-            <w:tcBorders>
-              <w:top w:val="single" w:sz="4" w:space="0" w:color="000000"/>
-              <w:left w:val="single" w:sz="4" w:space="0" w:color="000000"/>
-              <w:bottom w:val="single" w:sz="4" w:space="0" w:color="000000"/>
-              <w:right w:val="single" w:sz="4" w:space="0" w:color="000000"/>
-            </w:tcBorders>
-            <w:vAlign w:val="center"/>
-          </w:tcPr>
-          <w:p>
-            <w:pPr>
-              <w:spacing w:before="40" w:after="40"/>
-              <w:jc w:val="left"/>
-            </w:pPr>
-            <w:r>
-              <w:rPr>
-                <w:rFonts w:ascii="Adani" w:hAnsi="Adani"/>
-                <w:b w:val="0"/>
-                <w:sz w:val="18"/>
-                <w:u w:val="none"/>
-              </w:rPr>
-              <w:t>06/01/2015</w:t>
-            </w:r>
-          </w:p>
-        </w:tc>
-      </w:tr>
-      <w:tr>
-        <w:tc>
-          <w:tcPr>
-            <w:tcW w:type="dxa" w:w="2268"/>
-            <w:shd w:val="clear" w:color="auto" w:fill="FFFFFF"/>
-            <w:tcBorders>
-              <w:top w:val="single" w:sz="4" w:space="0" w:color="000000"/>
-              <w:left w:val="single" w:sz="4" w:space="0" w:color="000000"/>
-              <w:bottom w:val="single" w:sz="4" w:space="0" w:color="000000"/>
-              <w:right w:val="single" w:sz="4" w:space="0" w:color="000000"/>
-            </w:tcBorders>
-            <w:vAlign w:val="center"/>
-          </w:tcPr>
-          <w:p>
-            <w:pPr>
-              <w:spacing w:before="40" w:after="40"/>
-              <w:jc w:val="left"/>
-            </w:pPr>
-            <w:r>
-              <w:rPr>
-                <w:rFonts w:ascii="Adani" w:hAnsi="Adani"/>
-                <w:b w:val="0"/>
-                <w:sz w:val="18"/>
-                <w:u w:val="none"/>
-              </w:rPr>
               <w:t>AAC-8261</w:t>
             </w:r>
           </w:p>
